--- a/WTO期末论文_入世与出口碳强度.docx
+++ b/WTO期末论文_入世与出口碳强度.docx
@@ -405,7 +405,7 @@
           <w:b w:val="0"/>
           <w:sz w:val="22"/>
         </w:rPr>
-        <w:t>加入世界贸易组织（WTO）通过削减关税、约束非关税壁垒与稳定贸易预期，深刻重塑了成员的出口结构，也由此引发了一个长期争论：贸易自由化究竟会使发展中国家沦为高碳产业的“污染天堂”，还是会通过竞争与技术外溢促使出口部门“变绿”？本文以 2000—2020 年覆盖约 160 个经济体、共 3480 个国家—年观测的跨国面板数据为样本，以单位出口额所含 CO₂ 排放（出口碳强度）为被解释变量，构建双向固定效应模型并辅以事件研究、异质性分析、安慰剂检验与稳健性检验，识别 WTO 成员身份对出口碳强度的因果效应。研究发现：第一，混合 OLS 估计得到的显著负向关系在引入国家与年份固定效应后消失，WTO 成员身份的系数为 0.111（p=0.283），在统计上不显著，安慰剂检验进一步表明该系数与随机赋值难以区分；第二，出口碳强度在样本期内普遍大幅下降，但这一下降主要由收入增长（环境库兹涅茨曲线）、能源强度改善与产业结构调整驱动，而非入世本身；第三，效应存在明显异质性：高能源强度国家与发展中国家呈现出弱“污染天堂”特征，低能源强度国家则表现出弱“技术外溢”特征，但两者均不具备统计稳健性。本文认为，WTO 成员身份本身并非碳强度的决定性因素，贸易自由化的环境效应取决于成员国内部的要素禀赋与配套政策，据此提出以“贸易—环境—技术”政策协同推动出口部门低碳化的建议。</w:t>
+        <w:t>加入世界贸易组织（WTO）通过削减关税、约束壁垒与稳定贸易预期，深刻重塑了成员的出口结构，由此引发长期争论：贸易自由化究竟会使发展中国家沦为高碳产业的“污染天堂”，还是通过竞争与技术外溢促使出口部门“变绿”？本文以 2000—2020 年覆盖约 160 个经济体、共 3480 个国家—年观测的跨国面板数据为样本，以单位出口额所含 CO₂ 排放（出口碳强度）为被解释变量，构建双向固定效应模型并辅以事件研究、异质性分析与安慰剂检验。研究发现：第一，混合 OLS 得到的显著负向关系在引入国家与年份固定效应后消失，WTO 成员身份系数为 0.111（p=0.283），统计上不显著，安慰剂检验表明其与随机赋值难以区分；第二，出口碳强度在样本期内普遍大幅下降，但主要由收入增长（环境库兹涅茨曲线）、能源强度改善与产业结构调整驱动；第三，效应存在异质性：高能源强度国家与发展中国家呈弱“污染天堂”特征，低能源强度国家呈弱“技术外溢”特征，但均不具统计稳健性。本文据此提出以“贸易—环境—技术”政策协同推动出口低碳化的建议。</w:t>
       </w:r>
     </w:p>
     <w:p>
@@ -438,7 +438,6 @@
     <w:p>
       <w:pPr>
         <w:spacing w:before="240" w:after="120" w:line="360" w:lineRule="auto"/>
-        <w:jc w:val="left"/>
       </w:pPr>
       <w:r>
         <w:rPr>
@@ -461,7 +460,7 @@
           <w:b w:val="0"/>
           <w:sz w:val="24"/>
         </w:rPr>
-        <w:t>自 1995 年世界贸易组织（WTO）成立以来，以最惠国待遇、国民待遇和关税约束为核心的多边贸易体制极大地降低了跨国贸易成本，推动全球贸易额与生产网络迅速扩张。中国于 2001 年正式加入 WTO，此后二十年间出口规模跃居世界首位，发展中国家整体在全球出口中的份额亦显著上升。然而，贸易扩张在带来增长红利的同时，也使“贸易与环境”的关系成为各方关注的焦点。</w:t>
+        <w:t>自 1995 年世界贸易组织（WTO）成立以来，以最惠国待遇、国民待遇和关税约束为核心的多边贸易体制极大降低了跨国贸易成本，推动全球贸易额与生产网络迅速扩张。中国于 2001 年正式加入 WTO，此后出口规模跃居世界首位，发展中国家在全球出口中的份额亦显著上升。然而，贸易扩张在带来增长红利的同时，也使“贸易与环境”的关系成为各方关注的焦点。</w:t>
       </w:r>
     </w:p>
     <w:p>
@@ -476,7 +475,7 @@
           <w:b w:val="0"/>
           <w:sz w:val="24"/>
         </w:rPr>
-        <w:t>围绕这一关系存在两种针锋相对的判断。一种是“污染天堂假说”（Pollution Haven Hypothesis）：在环境规制存在国别差异的情况下，贸易自由化会促使高污染、高碳排放的生产环节向规制宽松的发展中国家转移，使其出口部门“变脏”，单位出口的碳排放上升。另一种是“技术外溢”与“规制趋同”观点：融入多边贸易体制会带来更激烈的国际竞争、更严格的进口国标准以及更便利的技术与资本流入，从而倒逼并帮助出口企业提升能效、降低碳强度。两种机制方向相反，究竟何者占优，本质上是一个有待数据检验的实证问题。</w:t>
+        <w:t>围绕这一关系存在两种针锋相对的判断。一种是“污染天堂假说”：在环境规制存在国别差异时，贸易自由化会促使高碳生产环节向规制宽松的发展中国家转移，使其出口部门“变脏”、单位出口碳排放上升。另一种是“技术外溢”观点：融入多边体制会带来更激烈的竞争、更严格的进口国标准以及更便利的技术与资本流入，从而倒逼并帮助出口企业提升能效、降低碳强度。两种机制方向相反，孰强孰弱本质上是一个有待数据检验的实证问题。</w:t>
       </w:r>
     </w:p>
     <w:p>
@@ -491,13 +490,12 @@
           <w:b w:val="0"/>
           <w:sz w:val="24"/>
         </w:rPr>
-        <w:t>本文聚焦一个可度量、政策含义清晰的指标——出口碳强度（单位出口额所含 CO₂ 排放），系统检验 WTO 成员身份对该指标的因果影响。相比已有文献多关注贸易开放度或总量排放，本文的边际贡献在于：其一，直接以“成员身份”这一 WTO 制度变量为处理变量，并借助双向固定效应、事件研究与安慰剂检验缓解内生性，使结论更贴近政策评估；其二，区分高/低能源强度、发达/发展中国家，刻画效应的异质性，从而回应“污染天堂”与“技术外溢”孰强孰弱之争。</w:t>
+        <w:t>本文聚焦一个可度量、政策含义清晰的指标——出口碳强度（单位出口额所含 CO₂ 排放），检验 WTO 成员身份对该指标的因果影响。边际贡献在于：其一，直接以“成员身份”这一制度变量为处理变量，借助双向固定效应、事件研究与安慰剂检验缓解内生性；其二，区分要素禀赋与发展阶段，刻画效应的异质性，从而回应“污染天堂”与“技术外溢”之争。</w:t>
       </w:r>
     </w:p>
     <w:p>
       <w:pPr>
         <w:spacing w:before="240" w:after="120" w:line="360" w:lineRule="auto"/>
-        <w:jc w:val="left"/>
       </w:pPr>
       <w:r>
         <w:rPr>
@@ -520,7 +518,7 @@
           <w:b w:val="0"/>
           <w:sz w:val="24"/>
         </w:rPr>
-        <w:t>贸易与环境关系的研究可追溯至 Grossman 和 Krueger（1991）提出的规模、结构与技术三种效应分解框架：贸易扩张通过扩大生产规模增加排放（规模效应），通过改变产业构成影响排放（结构效应），并通过引入清洁技术降低单位排放（技术效应），最终方向取决于三者的净作用。在此基础上，环境库兹涅茨曲线（EKC）假说认为，污染水平随人均收入呈先升后降的倒 U 形，为理解碳强度的长期演化提供了重要参照。</w:t>
+        <w:t>贸易与环境关系的研究可追溯至 Grossman 和 Krueger（1991）提出的规模、结构与技术三种效应分解框架：贸易扩张通过扩大规模增加排放、通过改变产业构成影响排放、通过引入清洁技术降低单位排放，净方向取决于三者合力。环境库兹涅茨曲线（EKC）假说进一步认为，污染随人均收入呈先升后降的倒 U 形，为理解碳强度的长期演化提供了参照。</w:t>
       </w:r>
     </w:p>
     <w:p>
@@ -535,28 +533,12 @@
           <w:b w:val="0"/>
           <w:sz w:val="24"/>
         </w:rPr>
-        <w:t>“污染天堂”文献方面，Copeland 和 Taylor（1994、2004）从理论上论证了环境规制差异如何塑造污染密集型产业的国际分工，并指出其经验证据往往因要素禀赋效应的对冲而较弱。后续实证研究（如 Levinson、Antweiler 等）结论分歧明显：部分研究在特定行业与特定时段发现了“污染天堂”效应，更多研究则发现该效应在控制比较优势后并不稳健。与之相对，关于贸易引致技术进步与“向上趋同”的文献（如 Frankel 和 Rose，2005）则提供了贸易改善环境质量的证据。</w:t>
-      </w:r>
-    </w:p>
-    <w:p>
-      <w:pPr>
-        <w:spacing w:lineRule="auto" w:line="360" w:after="0" w:before="0"/>
-        <w:ind w:firstLine="480"/>
-        <w:jc w:val="both"/>
-      </w:pPr>
-      <w:r>
-        <w:rPr>
-          <w:rFonts w:ascii="Times New Roman" w:hAnsi="Times New Roman" w:eastAsia="宋体"/>
-          <w:b w:val="0"/>
-          <w:sz w:val="24"/>
-        </w:rPr>
-        <w:t>就 WTO/GATT 的具体作用而言，Rose（2004）曾质疑其对贸易额的促进作用，引发关于成员身份效应的长期讨论；Bagwell 和 Staiger 等则从条款与谈判机制层面肯定了多边体制的价值。总体来看，既有研究多以贸易开放度（如贸易占 GDP 比重）为自变量，较少直接评估“成员身份”这一离散制度冲击对出口碳强度的影响，且对效应异质性的刻画仍不充分。本文力图在这两方面有所补充。</w:t>
+        <w:t>“污染天堂”文献方面，Copeland 和 Taylor（1994、2004）从理论上论证了环境规制差异如何塑造污染密集型产业的国际分工，并指出其经验证据常因要素禀赋效应的对冲而较弱；Levinson、Antweiler 等的实证结论分歧明显。与之相对，Frankel 和 Rose（2005）则提供了贸易可改善环境质量的证据。就 WTO/GATT 的作用而言，Rose（2004）曾质疑其贸易促进效应，引发关于成员身份效应的长期讨论。总体看，既有研究多以贸易开放度为自变量，较少直接评估“成员身份”这一离散制度冲击对出口碳强度的影响，且对异质性的刻画不足，本文力图在这两方面有所补充。</w:t>
       </w:r>
     </w:p>
     <w:p>
       <w:pPr>
         <w:spacing w:before="240" w:after="120" w:line="360" w:lineRule="auto"/>
-        <w:jc w:val="left"/>
       </w:pPr>
       <w:r>
         <w:rPr>
@@ -579,7 +561,7 @@
           <w:b w:val="0"/>
           <w:sz w:val="24"/>
         </w:rPr>
-        <w:t>从理论上看，加入 WTO 对出口碳强度的影响可经由三条路径传导。其一是结构路径：关税减让使一国按比较优势重新配置资源，若其比较优势位于能源/碳密集型产业，出口结构将“变脏”，碳强度上升，对应“污染天堂”机制。其二是技术路径：贸易开放带来进口中间品与外资的技术外溢，叠加出口目的国的环境标准（如能效与产品标准），推动企业采用更清洁的工艺，碳强度下降，对应“技术外溢”机制。其三是规模路径：贸易扩张提高产出规模，其对碳强度（强度而非总量）的影响相对中性，但会放大前两条路径的作用。</w:t>
+        <w:t>加入 WTO 对出口碳强度的影响可经三条路径传导：结构路径上，关税减让使一国按比较优势重配资源，若其优势位于碳密集产业，出口结构“变脏”、碳强度上升，对应“污染天堂”机制；技术路径上，进口中间品与外资的技术外溢、叠加出口目的国的环境标准，推动企业采用更清洁工艺、碳强度下降，对应“技术外溢”机制；规模路径则放大前两者的作用。由于结构与技术效应方向相反，二者强弱取决于成员国的禀赋与发展阶段。据此提出竞争性假设：</w:t>
       </w:r>
     </w:p>
     <w:p>
@@ -594,7 +576,7 @@
           <w:b w:val="0"/>
           <w:sz w:val="24"/>
         </w:rPr>
-        <w:t>由于结构效应与技术效应方向相反，二者的相对强弱取决于成员国的要素禀赋与发展阶段。据此，本文提出三组竞争性假设：</w:t>
+        <w:t>H1a（污染天堂）：加入 WTO 后，成员出口碳强度上升；</w:t>
       </w:r>
     </w:p>
     <w:p>
@@ -609,7 +591,7 @@
           <w:b w:val="0"/>
           <w:sz w:val="24"/>
         </w:rPr>
-        <w:t>假设 H1a（污染天堂）：加入 WTO 后，成员的出口碳强度上升。</w:t>
+        <w:t>H1b（技术外溢）：加入 WTO 后，成员出口碳强度下降；</w:t>
       </w:r>
     </w:p>
     <w:p>
@@ -624,28 +606,12 @@
           <w:b w:val="0"/>
           <w:sz w:val="24"/>
         </w:rPr>
-        <w:t>假设 H1b（技术外溢）：加入 WTO 后，成员的出口碳强度下降。</w:t>
-      </w:r>
-    </w:p>
-    <w:p>
-      <w:pPr>
-        <w:spacing w:lineRule="auto" w:line="360" w:after="0" w:before="0"/>
-        <w:ind w:firstLine="480"/>
-        <w:jc w:val="both"/>
-      </w:pPr>
-      <w:r>
-        <w:rPr>
-          <w:rFonts w:ascii="Times New Roman" w:hAnsi="Times New Roman" w:eastAsia="宋体"/>
-          <w:b w:val="0"/>
-          <w:sz w:val="24"/>
-        </w:rPr>
-        <w:t>假设 H2（异质性）：对于能源强度更高、处于工业化中期的发展中国家，结构效应更可能占优，呈现“污染天堂”特征；对于能源强度较低、技术水平较高的经济体，技术效应更可能占优，呈现“技术外溢”特征。</w:t>
+        <w:t>H2（异质性）：能源强度高、处于工业化中期的发展中国家更可能呈“污染天堂”特征；能源强度低、技术水平高的经济体更可能呈“技术外溢”特征。</w:t>
       </w:r>
     </w:p>
     <w:p>
       <w:pPr>
         <w:spacing w:before="240" w:after="120" w:line="360" w:lineRule="auto"/>
-        <w:jc w:val="left"/>
       </w:pPr>
       <w:r>
         <w:rPr>
@@ -681,7 +647,1188 @@
           <w:b w:val="0"/>
           <w:sz w:val="24"/>
         </w:rPr>
-        <w:t>本文构建 2000—2020 年的跨国面板数据，覆盖约 160 个经济体，经缺失值处理后共得 3480 个国家—年观测。核心被解释变量为出口碳强度，定义为一国 CO₂ 排放量与货物和服务出口额之比（吨/百万美元），并取自然对数 ln(CO₂ 强度)，以缓解右偏并便于弹性解释。核心解释变量为 WTO 成员身份虚拟变量（当年为成员取 1，否则取 0）。控制变量包括人均 GDP 及其平方项（检验 EKC）、能源强度、工业增加值占 GDP 比重等。出口额来自世界银行 WDI（指标 NE.EXP.GNFS.CD），人均 GDP、能源强度与工业占比同样取自世界银行数据库，CO₂ 排放数据来自公开排放数据库。</w:t>
+        <w:t>本文构建 2000—2020 年跨国面板，覆盖约 160 个经济体，经缺失值处理后共 3480 个国家—年观测。核心被解释变量为出口碳强度，定义为 CO₂ 排放量与货物和服务出口额之比（吨/百万美元），并取自然对数 ln(CO₂ 强度)；核心解释变量为 WTO 成员身份虚拟变量。控制变量包括人均 GDP 及其平方项（检验 EKC）、能源强度、工业增加值占比。出口额来自世界银行 WDI（指标 NE.EXP.GNFS.CD），人均 GDP、能源强度、工业占比同样取自世界银行数据库，CO₂ 排放数据来自公开排放数据库。表 1 报告主要变量的描述性统计。</w:t>
+      </w:r>
+    </w:p>
+    <w:p>
+      <w:pPr>
+        <w:spacing w:before="80" w:after="40" w:line="288" w:lineRule="auto"/>
+        <w:jc w:val="center"/>
+      </w:pPr>
+      <w:r>
+        <w:rPr>
+          <w:rFonts w:ascii="Times New Roman" w:hAnsi="Times New Roman" w:eastAsia="黑体"/>
+          <w:b/>
+          <w:sz w:val="21"/>
+        </w:rPr>
+        <w:t>表 1  主要变量描述性统计</w:t>
+      </w:r>
+    </w:p>
+    <w:tbl>
+      <w:tblPr>
+        <w:tblStyle w:val="TableGrid"/>
+        <w:tblW w:type="auto" w:w="0"/>
+        <w:jc w:val="center"/>
+        <w:tblLook w:firstColumn="1" w:firstRow="1" w:lastColumn="0" w:lastRow="0" w:noHBand="0" w:noVBand="1" w:val="04A0"/>
+      </w:tblPr>
+      <w:tblGrid>
+        <w:gridCol w:w="1215"/>
+        <w:gridCol w:w="1215"/>
+        <w:gridCol w:w="1215"/>
+        <w:gridCol w:w="1215"/>
+        <w:gridCol w:w="1215"/>
+        <w:gridCol w:w="1215"/>
+        <w:gridCol w:w="1215"/>
+      </w:tblGrid>
+      <w:tr>
+        <w:tc>
+          <w:tcPr>
+            <w:tcW w:type="dxa" w:w="1215"/>
+          </w:tcPr>
+          <w:p>
+            <w:pPr>
+              <w:spacing w:after="0" w:before="0" w:line="240" w:lineRule="auto"/>
+              <w:jc w:val="center"/>
+            </w:pPr>
+            <w:r/>
+            <w:r>
+              <w:rPr>
+                <w:rFonts w:ascii="Times New Roman" w:hAnsi="Times New Roman" w:eastAsia="宋体"/>
+                <w:b/>
+                <w:sz w:val="19"/>
+              </w:rPr>
+              <w:t>变量</w:t>
+            </w:r>
+          </w:p>
+        </w:tc>
+        <w:tc>
+          <w:tcPr>
+            <w:tcW w:type="dxa" w:w="1215"/>
+          </w:tcPr>
+          <w:p>
+            <w:pPr>
+              <w:spacing w:after="0" w:before="0" w:line="240" w:lineRule="auto"/>
+              <w:jc w:val="center"/>
+            </w:pPr>
+            <w:r/>
+            <w:r>
+              <w:rPr>
+                <w:rFonts w:ascii="Times New Roman" w:hAnsi="Times New Roman" w:eastAsia="宋体"/>
+                <w:b/>
+                <w:sz w:val="19"/>
+              </w:rPr>
+              <w:t>观测值</w:t>
+            </w:r>
+          </w:p>
+        </w:tc>
+        <w:tc>
+          <w:tcPr>
+            <w:tcW w:type="dxa" w:w="1215"/>
+          </w:tcPr>
+          <w:p>
+            <w:pPr>
+              <w:spacing w:after="0" w:before="0" w:line="240" w:lineRule="auto"/>
+              <w:jc w:val="center"/>
+            </w:pPr>
+            <w:r/>
+            <w:r>
+              <w:rPr>
+                <w:rFonts w:ascii="Times New Roman" w:hAnsi="Times New Roman" w:eastAsia="宋体"/>
+                <w:b/>
+                <w:sz w:val="19"/>
+              </w:rPr>
+              <w:t>均值</w:t>
+            </w:r>
+          </w:p>
+        </w:tc>
+        <w:tc>
+          <w:tcPr>
+            <w:tcW w:type="dxa" w:w="1215"/>
+          </w:tcPr>
+          <w:p>
+            <w:pPr>
+              <w:spacing w:after="0" w:before="0" w:line="240" w:lineRule="auto"/>
+              <w:jc w:val="center"/>
+            </w:pPr>
+            <w:r/>
+            <w:r>
+              <w:rPr>
+                <w:rFonts w:ascii="Times New Roman" w:hAnsi="Times New Roman" w:eastAsia="宋体"/>
+                <w:b/>
+                <w:sz w:val="19"/>
+              </w:rPr>
+              <w:t>标准差</w:t>
+            </w:r>
+          </w:p>
+        </w:tc>
+        <w:tc>
+          <w:tcPr>
+            <w:tcW w:type="dxa" w:w="1215"/>
+          </w:tcPr>
+          <w:p>
+            <w:pPr>
+              <w:spacing w:after="0" w:before="0" w:line="240" w:lineRule="auto"/>
+              <w:jc w:val="center"/>
+            </w:pPr>
+            <w:r/>
+            <w:r>
+              <w:rPr>
+                <w:rFonts w:ascii="Times New Roman" w:hAnsi="Times New Roman" w:eastAsia="宋体"/>
+                <w:b/>
+                <w:sz w:val="19"/>
+              </w:rPr>
+              <w:t>最小值</w:t>
+            </w:r>
+          </w:p>
+        </w:tc>
+        <w:tc>
+          <w:tcPr>
+            <w:tcW w:type="dxa" w:w="1215"/>
+          </w:tcPr>
+          <w:p>
+            <w:pPr>
+              <w:spacing w:after="0" w:before="0" w:line="240" w:lineRule="auto"/>
+              <w:jc w:val="center"/>
+            </w:pPr>
+            <w:r/>
+            <w:r>
+              <w:rPr>
+                <w:rFonts w:ascii="Times New Roman" w:hAnsi="Times New Roman" w:eastAsia="宋体"/>
+                <w:b/>
+                <w:sz w:val="19"/>
+              </w:rPr>
+              <w:t>中位数</w:t>
+            </w:r>
+          </w:p>
+        </w:tc>
+        <w:tc>
+          <w:tcPr>
+            <w:tcW w:type="dxa" w:w="1215"/>
+          </w:tcPr>
+          <w:p>
+            <w:pPr>
+              <w:spacing w:after="0" w:before="0" w:line="240" w:lineRule="auto"/>
+              <w:jc w:val="center"/>
+            </w:pPr>
+            <w:r/>
+            <w:r>
+              <w:rPr>
+                <w:rFonts w:ascii="Times New Roman" w:hAnsi="Times New Roman" w:eastAsia="宋体"/>
+                <w:b/>
+                <w:sz w:val="19"/>
+              </w:rPr>
+              <w:t>最大值</w:t>
+            </w:r>
+          </w:p>
+        </w:tc>
+      </w:tr>
+      <w:tr>
+        <w:tc>
+          <w:tcPr>
+            <w:tcW w:type="dxa" w:w="1215"/>
+          </w:tcPr>
+          <w:p>
+            <w:pPr>
+              <w:spacing w:after="0" w:before="0" w:line="240" w:lineRule="auto"/>
+              <w:jc w:val="left"/>
+            </w:pPr>
+            <w:r/>
+            <w:r>
+              <w:rPr>
+                <w:rFonts w:ascii="Times New Roman" w:hAnsi="Times New Roman" w:eastAsia="宋体"/>
+                <w:b w:val="0"/>
+                <w:sz w:val="19"/>
+              </w:rPr>
+              <w:t>CO₂强度（吨/百万美元）</w:t>
+            </w:r>
+          </w:p>
+        </w:tc>
+        <w:tc>
+          <w:tcPr>
+            <w:tcW w:type="dxa" w:w="1215"/>
+          </w:tcPr>
+          <w:p>
+            <w:pPr>
+              <w:spacing w:after="0" w:before="0" w:line="240" w:lineRule="auto"/>
+              <w:jc w:val="center"/>
+            </w:pPr>
+            <w:r/>
+            <w:r>
+              <w:rPr>
+                <w:rFonts w:ascii="Times New Roman" w:hAnsi="Times New Roman" w:eastAsia="宋体"/>
+                <w:b w:val="0"/>
+                <w:sz w:val="19"/>
+              </w:rPr>
+              <w:t>3480</w:t>
+            </w:r>
+          </w:p>
+        </w:tc>
+        <w:tc>
+          <w:tcPr>
+            <w:tcW w:type="dxa" w:w="1215"/>
+          </w:tcPr>
+          <w:p>
+            <w:pPr>
+              <w:spacing w:after="0" w:before="0" w:line="240" w:lineRule="auto"/>
+              <w:jc w:val="center"/>
+            </w:pPr>
+            <w:r/>
+            <w:r>
+              <w:rPr>
+                <w:rFonts w:ascii="Times New Roman" w:hAnsi="Times New Roman" w:eastAsia="宋体"/>
+                <w:b w:val="0"/>
+                <w:sz w:val="19"/>
+              </w:rPr>
+              <w:t>2246.74</w:t>
+            </w:r>
+          </w:p>
+        </w:tc>
+        <w:tc>
+          <w:tcPr>
+            <w:tcW w:type="dxa" w:w="1215"/>
+          </w:tcPr>
+          <w:p>
+            <w:pPr>
+              <w:spacing w:after="0" w:before="0" w:line="240" w:lineRule="auto"/>
+              <w:jc w:val="center"/>
+            </w:pPr>
+            <w:r/>
+            <w:r>
+              <w:rPr>
+                <w:rFonts w:ascii="Times New Roman" w:hAnsi="Times New Roman" w:eastAsia="宋体"/>
+                <w:b w:val="0"/>
+                <w:sz w:val="19"/>
+              </w:rPr>
+              <w:t>3123.27</w:t>
+            </w:r>
+          </w:p>
+        </w:tc>
+        <w:tc>
+          <w:tcPr>
+            <w:tcW w:type="dxa" w:w="1215"/>
+          </w:tcPr>
+          <w:p>
+            <w:pPr>
+              <w:spacing w:after="0" w:before="0" w:line="240" w:lineRule="auto"/>
+              <w:jc w:val="center"/>
+            </w:pPr>
+            <w:r/>
+            <w:r>
+              <w:rPr>
+                <w:rFonts w:ascii="Times New Roman" w:hAnsi="Times New Roman" w:eastAsia="宋体"/>
+                <w:b w:val="0"/>
+                <w:sz w:val="19"/>
+              </w:rPr>
+              <w:t>1.14</w:t>
+            </w:r>
+          </w:p>
+        </w:tc>
+        <w:tc>
+          <w:tcPr>
+            <w:tcW w:type="dxa" w:w="1215"/>
+          </w:tcPr>
+          <w:p>
+            <w:pPr>
+              <w:spacing w:after="0" w:before="0" w:line="240" w:lineRule="auto"/>
+              <w:jc w:val="center"/>
+            </w:pPr>
+            <w:r/>
+            <w:r>
+              <w:rPr>
+                <w:rFonts w:ascii="Times New Roman" w:hAnsi="Times New Roman" w:eastAsia="宋体"/>
+                <w:b w:val="0"/>
+                <w:sz w:val="19"/>
+              </w:rPr>
+              <w:t>1349.75</w:t>
+            </w:r>
+          </w:p>
+        </w:tc>
+        <w:tc>
+          <w:tcPr>
+            <w:tcW w:type="dxa" w:w="1215"/>
+          </w:tcPr>
+          <w:p>
+            <w:pPr>
+              <w:spacing w:after="0" w:before="0" w:line="240" w:lineRule="auto"/>
+              <w:jc w:val="center"/>
+            </w:pPr>
+            <w:r/>
+            <w:r>
+              <w:rPr>
+                <w:rFonts w:ascii="Times New Roman" w:hAnsi="Times New Roman" w:eastAsia="宋体"/>
+                <w:b w:val="0"/>
+                <w:sz w:val="19"/>
+              </w:rPr>
+              <w:t>45695.13</w:t>
+            </w:r>
+          </w:p>
+        </w:tc>
+      </w:tr>
+      <w:tr>
+        <w:tc>
+          <w:tcPr>
+            <w:tcW w:type="dxa" w:w="1215"/>
+          </w:tcPr>
+          <w:p>
+            <w:pPr>
+              <w:spacing w:after="0" w:before="0" w:line="240" w:lineRule="auto"/>
+              <w:jc w:val="left"/>
+            </w:pPr>
+            <w:r/>
+            <w:r>
+              <w:rPr>
+                <w:rFonts w:ascii="Times New Roman" w:hAnsi="Times New Roman" w:eastAsia="宋体"/>
+                <w:b w:val="0"/>
+                <w:sz w:val="19"/>
+              </w:rPr>
+              <w:t>ln(CO₂强度)</w:t>
+            </w:r>
+          </w:p>
+        </w:tc>
+        <w:tc>
+          <w:tcPr>
+            <w:tcW w:type="dxa" w:w="1215"/>
+          </w:tcPr>
+          <w:p>
+            <w:pPr>
+              <w:spacing w:after="0" w:before="0" w:line="240" w:lineRule="auto"/>
+              <w:jc w:val="center"/>
+            </w:pPr>
+            <w:r/>
+            <w:r>
+              <w:rPr>
+                <w:rFonts w:ascii="Times New Roman" w:hAnsi="Times New Roman" w:eastAsia="宋体"/>
+                <w:b w:val="0"/>
+                <w:sz w:val="19"/>
+              </w:rPr>
+              <w:t>3480</w:t>
+            </w:r>
+          </w:p>
+        </w:tc>
+        <w:tc>
+          <w:tcPr>
+            <w:tcW w:type="dxa" w:w="1215"/>
+          </w:tcPr>
+          <w:p>
+            <w:pPr>
+              <w:spacing w:after="0" w:before="0" w:line="240" w:lineRule="auto"/>
+              <w:jc w:val="center"/>
+            </w:pPr>
+            <w:r/>
+            <w:r>
+              <w:rPr>
+                <w:rFonts w:ascii="Times New Roman" w:hAnsi="Times New Roman" w:eastAsia="宋体"/>
+                <w:b w:val="0"/>
+                <w:sz w:val="19"/>
+              </w:rPr>
+              <w:t>7.137</w:t>
+            </w:r>
+          </w:p>
+        </w:tc>
+        <w:tc>
+          <w:tcPr>
+            <w:tcW w:type="dxa" w:w="1215"/>
+          </w:tcPr>
+          <w:p>
+            <w:pPr>
+              <w:spacing w:after="0" w:before="0" w:line="240" w:lineRule="auto"/>
+              <w:jc w:val="center"/>
+            </w:pPr>
+            <w:r/>
+            <w:r>
+              <w:rPr>
+                <w:rFonts w:ascii="Times New Roman" w:hAnsi="Times New Roman" w:eastAsia="宋体"/>
+                <w:b w:val="0"/>
+                <w:sz w:val="19"/>
+              </w:rPr>
+              <w:t>1.182</w:t>
+            </w:r>
+          </w:p>
+        </w:tc>
+        <w:tc>
+          <w:tcPr>
+            <w:tcW w:type="dxa" w:w="1215"/>
+          </w:tcPr>
+          <w:p>
+            <w:pPr>
+              <w:spacing w:after="0" w:before="0" w:line="240" w:lineRule="auto"/>
+              <w:jc w:val="center"/>
+            </w:pPr>
+            <w:r/>
+            <w:r>
+              <w:rPr>
+                <w:rFonts w:ascii="Times New Roman" w:hAnsi="Times New Roman" w:eastAsia="宋体"/>
+                <w:b w:val="0"/>
+                <w:sz w:val="19"/>
+              </w:rPr>
+              <w:t>0.127</w:t>
+            </w:r>
+          </w:p>
+        </w:tc>
+        <w:tc>
+          <w:tcPr>
+            <w:tcW w:type="dxa" w:w="1215"/>
+          </w:tcPr>
+          <w:p>
+            <w:pPr>
+              <w:spacing w:after="0" w:before="0" w:line="240" w:lineRule="auto"/>
+              <w:jc w:val="center"/>
+            </w:pPr>
+            <w:r/>
+            <w:r>
+              <w:rPr>
+                <w:rFonts w:ascii="Times New Roman" w:hAnsi="Times New Roman" w:eastAsia="宋体"/>
+                <w:b w:val="0"/>
+                <w:sz w:val="19"/>
+              </w:rPr>
+              <w:t>7.208</w:t>
+            </w:r>
+          </w:p>
+        </w:tc>
+        <w:tc>
+          <w:tcPr>
+            <w:tcW w:type="dxa" w:w="1215"/>
+          </w:tcPr>
+          <w:p>
+            <w:pPr>
+              <w:spacing w:after="0" w:before="0" w:line="240" w:lineRule="auto"/>
+              <w:jc w:val="center"/>
+            </w:pPr>
+            <w:r/>
+            <w:r>
+              <w:rPr>
+                <w:rFonts w:ascii="Times New Roman" w:hAnsi="Times New Roman" w:eastAsia="宋体"/>
+                <w:b w:val="0"/>
+                <w:sz w:val="19"/>
+              </w:rPr>
+              <w:t>10.730</w:t>
+            </w:r>
+          </w:p>
+        </w:tc>
+      </w:tr>
+      <w:tr>
+        <w:tc>
+          <w:tcPr>
+            <w:tcW w:type="dxa" w:w="1215"/>
+          </w:tcPr>
+          <w:p>
+            <w:pPr>
+              <w:spacing w:after="0" w:before="0" w:line="240" w:lineRule="auto"/>
+              <w:jc w:val="left"/>
+            </w:pPr>
+            <w:r/>
+            <w:r>
+              <w:rPr>
+                <w:rFonts w:ascii="Times New Roman" w:hAnsi="Times New Roman" w:eastAsia="宋体"/>
+                <w:b w:val="0"/>
+                <w:sz w:val="19"/>
+              </w:rPr>
+              <w:t>WTO成员（0/1）</w:t>
+            </w:r>
+          </w:p>
+        </w:tc>
+        <w:tc>
+          <w:tcPr>
+            <w:tcW w:type="dxa" w:w="1215"/>
+          </w:tcPr>
+          <w:p>
+            <w:pPr>
+              <w:spacing w:after="0" w:before="0" w:line="240" w:lineRule="auto"/>
+              <w:jc w:val="center"/>
+            </w:pPr>
+            <w:r/>
+            <w:r>
+              <w:rPr>
+                <w:rFonts w:ascii="Times New Roman" w:hAnsi="Times New Roman" w:eastAsia="宋体"/>
+                <w:b w:val="0"/>
+                <w:sz w:val="19"/>
+              </w:rPr>
+              <w:t>3480</w:t>
+            </w:r>
+          </w:p>
+        </w:tc>
+        <w:tc>
+          <w:tcPr>
+            <w:tcW w:type="dxa" w:w="1215"/>
+          </w:tcPr>
+          <w:p>
+            <w:pPr>
+              <w:spacing w:after="0" w:before="0" w:line="240" w:lineRule="auto"/>
+              <w:jc w:val="center"/>
+            </w:pPr>
+            <w:r/>
+            <w:r>
+              <w:rPr>
+                <w:rFonts w:ascii="Times New Roman" w:hAnsi="Times New Roman" w:eastAsia="宋体"/>
+                <w:b w:val="0"/>
+                <w:sz w:val="19"/>
+              </w:rPr>
+              <w:t>0.792</w:t>
+            </w:r>
+          </w:p>
+        </w:tc>
+        <w:tc>
+          <w:tcPr>
+            <w:tcW w:type="dxa" w:w="1215"/>
+          </w:tcPr>
+          <w:p>
+            <w:pPr>
+              <w:spacing w:after="0" w:before="0" w:line="240" w:lineRule="auto"/>
+              <w:jc w:val="center"/>
+            </w:pPr>
+            <w:r/>
+            <w:r>
+              <w:rPr>
+                <w:rFonts w:ascii="Times New Roman" w:hAnsi="Times New Roman" w:eastAsia="宋体"/>
+                <w:b w:val="0"/>
+                <w:sz w:val="19"/>
+              </w:rPr>
+              <w:t>0.406</w:t>
+            </w:r>
+          </w:p>
+        </w:tc>
+        <w:tc>
+          <w:tcPr>
+            <w:tcW w:type="dxa" w:w="1215"/>
+          </w:tcPr>
+          <w:p>
+            <w:pPr>
+              <w:spacing w:after="0" w:before="0" w:line="240" w:lineRule="auto"/>
+              <w:jc w:val="center"/>
+            </w:pPr>
+            <w:r/>
+            <w:r>
+              <w:rPr>
+                <w:rFonts w:ascii="Times New Roman" w:hAnsi="Times New Roman" w:eastAsia="宋体"/>
+                <w:b w:val="0"/>
+                <w:sz w:val="19"/>
+              </w:rPr>
+              <w:t>0</w:t>
+            </w:r>
+          </w:p>
+        </w:tc>
+        <w:tc>
+          <w:tcPr>
+            <w:tcW w:type="dxa" w:w="1215"/>
+          </w:tcPr>
+          <w:p>
+            <w:pPr>
+              <w:spacing w:after="0" w:before="0" w:line="240" w:lineRule="auto"/>
+              <w:jc w:val="center"/>
+            </w:pPr>
+            <w:r/>
+            <w:r>
+              <w:rPr>
+                <w:rFonts w:ascii="Times New Roman" w:hAnsi="Times New Roman" w:eastAsia="宋体"/>
+                <w:b w:val="0"/>
+                <w:sz w:val="19"/>
+              </w:rPr>
+              <w:t>1</w:t>
+            </w:r>
+          </w:p>
+        </w:tc>
+        <w:tc>
+          <w:tcPr>
+            <w:tcW w:type="dxa" w:w="1215"/>
+          </w:tcPr>
+          <w:p>
+            <w:pPr>
+              <w:spacing w:after="0" w:before="0" w:line="240" w:lineRule="auto"/>
+              <w:jc w:val="center"/>
+            </w:pPr>
+            <w:r/>
+            <w:r>
+              <w:rPr>
+                <w:rFonts w:ascii="Times New Roman" w:hAnsi="Times New Roman" w:eastAsia="宋体"/>
+                <w:b w:val="0"/>
+                <w:sz w:val="19"/>
+              </w:rPr>
+              <w:t>1</w:t>
+            </w:r>
+          </w:p>
+        </w:tc>
+      </w:tr>
+      <w:tr>
+        <w:tc>
+          <w:tcPr>
+            <w:tcW w:type="dxa" w:w="1215"/>
+          </w:tcPr>
+          <w:p>
+            <w:pPr>
+              <w:spacing w:after="0" w:before="0" w:line="240" w:lineRule="auto"/>
+              <w:jc w:val="left"/>
+            </w:pPr>
+            <w:r/>
+            <w:r>
+              <w:rPr>
+                <w:rFonts w:ascii="Times New Roman" w:hAnsi="Times New Roman" w:eastAsia="宋体"/>
+                <w:b w:val="0"/>
+                <w:sz w:val="19"/>
+              </w:rPr>
+              <w:t>CO₂排放量（百万吨）</w:t>
+            </w:r>
+          </w:p>
+        </w:tc>
+        <w:tc>
+          <w:tcPr>
+            <w:tcW w:type="dxa" w:w="1215"/>
+          </w:tcPr>
+          <w:p>
+            <w:pPr>
+              <w:spacing w:after="0" w:before="0" w:line="240" w:lineRule="auto"/>
+              <w:jc w:val="center"/>
+            </w:pPr>
+            <w:r/>
+            <w:r>
+              <w:rPr>
+                <w:rFonts w:ascii="Times New Roman" w:hAnsi="Times New Roman" w:eastAsia="宋体"/>
+                <w:b w:val="0"/>
+                <w:sz w:val="19"/>
+              </w:rPr>
+              <w:t>3480</w:t>
+            </w:r>
+          </w:p>
+        </w:tc>
+        <w:tc>
+          <w:tcPr>
+            <w:tcW w:type="dxa" w:w="1215"/>
+          </w:tcPr>
+          <w:p>
+            <w:pPr>
+              <w:spacing w:after="0" w:before="0" w:line="240" w:lineRule="auto"/>
+              <w:jc w:val="center"/>
+            </w:pPr>
+            <w:r/>
+            <w:r>
+              <w:rPr>
+                <w:rFonts w:ascii="Times New Roman" w:hAnsi="Times New Roman" w:eastAsia="宋体"/>
+                <w:b w:val="0"/>
+                <w:sz w:val="19"/>
+              </w:rPr>
+              <w:t>188.36</w:t>
+            </w:r>
+          </w:p>
+        </w:tc>
+        <w:tc>
+          <w:tcPr>
+            <w:tcW w:type="dxa" w:w="1215"/>
+          </w:tcPr>
+          <w:p>
+            <w:pPr>
+              <w:spacing w:after="0" w:before="0" w:line="240" w:lineRule="auto"/>
+              <w:jc w:val="center"/>
+            </w:pPr>
+            <w:r/>
+            <w:r>
+              <w:rPr>
+                <w:rFonts w:ascii="Times New Roman" w:hAnsi="Times New Roman" w:eastAsia="宋体"/>
+                <w:b w:val="0"/>
+                <w:sz w:val="19"/>
+              </w:rPr>
+              <w:t>833.32</w:t>
+            </w:r>
+          </w:p>
+        </w:tc>
+        <w:tc>
+          <w:tcPr>
+            <w:tcW w:type="dxa" w:w="1215"/>
+          </w:tcPr>
+          <w:p>
+            <w:pPr>
+              <w:spacing w:after="0" w:before="0" w:line="240" w:lineRule="auto"/>
+              <w:jc w:val="center"/>
+            </w:pPr>
+            <w:r/>
+            <w:r>
+              <w:rPr>
+                <w:rFonts w:ascii="Times New Roman" w:hAnsi="Times New Roman" w:eastAsia="宋体"/>
+                <w:b w:val="0"/>
+                <w:sz w:val="19"/>
+              </w:rPr>
+              <w:t>0.001</w:t>
+            </w:r>
+          </w:p>
+        </w:tc>
+        <w:tc>
+          <w:tcPr>
+            <w:tcW w:type="dxa" w:w="1215"/>
+          </w:tcPr>
+          <w:p>
+            <w:pPr>
+              <w:spacing w:after="0" w:before="0" w:line="240" w:lineRule="auto"/>
+              <w:jc w:val="center"/>
+            </w:pPr>
+            <w:r/>
+            <w:r>
+              <w:rPr>
+                <w:rFonts w:ascii="Times New Roman" w:hAnsi="Times New Roman" w:eastAsia="宋体"/>
+                <w:b w:val="0"/>
+                <w:sz w:val="19"/>
+              </w:rPr>
+              <w:t>16.03</w:t>
+            </w:r>
+          </w:p>
+        </w:tc>
+        <w:tc>
+          <w:tcPr>
+            <w:tcW w:type="dxa" w:w="1215"/>
+          </w:tcPr>
+          <w:p>
+            <w:pPr>
+              <w:spacing w:after="0" w:before="0" w:line="240" w:lineRule="auto"/>
+              <w:jc w:val="center"/>
+            </w:pPr>
+            <w:r/>
+            <w:r>
+              <w:rPr>
+                <w:rFonts w:ascii="Times New Roman" w:hAnsi="Times New Roman" w:eastAsia="宋体"/>
+                <w:b w:val="0"/>
+                <w:sz w:val="19"/>
+              </w:rPr>
+              <w:t>11964.13</w:t>
+            </w:r>
+          </w:p>
+        </w:tc>
+      </w:tr>
+      <w:tr>
+        <w:tc>
+          <w:tcPr>
+            <w:tcW w:type="dxa" w:w="1215"/>
+          </w:tcPr>
+          <w:p>
+            <w:pPr>
+              <w:spacing w:after="0" w:before="0" w:line="240" w:lineRule="auto"/>
+              <w:jc w:val="left"/>
+            </w:pPr>
+            <w:r/>
+            <w:r>
+              <w:rPr>
+                <w:rFonts w:ascii="Times New Roman" w:hAnsi="Times New Roman" w:eastAsia="宋体"/>
+                <w:b w:val="0"/>
+                <w:sz w:val="19"/>
+              </w:rPr>
+              <w:t>人均GDP（2015美元）</w:t>
+            </w:r>
+          </w:p>
+        </w:tc>
+        <w:tc>
+          <w:tcPr>
+            <w:tcW w:type="dxa" w:w="1215"/>
+          </w:tcPr>
+          <w:p>
+            <w:pPr>
+              <w:spacing w:after="0" w:before="0" w:line="240" w:lineRule="auto"/>
+              <w:jc w:val="center"/>
+            </w:pPr>
+            <w:r/>
+            <w:r>
+              <w:rPr>
+                <w:rFonts w:ascii="Times New Roman" w:hAnsi="Times New Roman" w:eastAsia="宋体"/>
+                <w:b w:val="0"/>
+                <w:sz w:val="19"/>
+              </w:rPr>
+              <w:t>3452</w:t>
+            </w:r>
+          </w:p>
+        </w:tc>
+        <w:tc>
+          <w:tcPr>
+            <w:tcW w:type="dxa" w:w="1215"/>
+          </w:tcPr>
+          <w:p>
+            <w:pPr>
+              <w:spacing w:after="0" w:before="0" w:line="240" w:lineRule="auto"/>
+              <w:jc w:val="center"/>
+            </w:pPr>
+            <w:r/>
+            <w:r>
+              <w:rPr>
+                <w:rFonts w:ascii="Times New Roman" w:hAnsi="Times New Roman" w:eastAsia="宋体"/>
+                <w:b w:val="0"/>
+                <w:sz w:val="19"/>
+              </w:rPr>
+              <w:t>14395.0</w:t>
+            </w:r>
+          </w:p>
+        </w:tc>
+        <w:tc>
+          <w:tcPr>
+            <w:tcW w:type="dxa" w:w="1215"/>
+          </w:tcPr>
+          <w:p>
+            <w:pPr>
+              <w:spacing w:after="0" w:before="0" w:line="240" w:lineRule="auto"/>
+              <w:jc w:val="center"/>
+            </w:pPr>
+            <w:r/>
+            <w:r>
+              <w:rPr>
+                <w:rFonts w:ascii="Times New Roman" w:hAnsi="Times New Roman" w:eastAsia="宋体"/>
+                <w:b w:val="0"/>
+                <w:sz w:val="19"/>
+              </w:rPr>
+              <w:t>19659.5</w:t>
+            </w:r>
+          </w:p>
+        </w:tc>
+        <w:tc>
+          <w:tcPr>
+            <w:tcW w:type="dxa" w:w="1215"/>
+          </w:tcPr>
+          <w:p>
+            <w:pPr>
+              <w:spacing w:after="0" w:before="0" w:line="240" w:lineRule="auto"/>
+              <w:jc w:val="center"/>
+            </w:pPr>
+            <w:r/>
+            <w:r>
+              <w:rPr>
+                <w:rFonts w:ascii="Times New Roman" w:hAnsi="Times New Roman" w:eastAsia="宋体"/>
+                <w:b w:val="0"/>
+                <w:sz w:val="19"/>
+              </w:rPr>
+              <w:t>287.4</w:t>
+            </w:r>
+          </w:p>
+        </w:tc>
+        <w:tc>
+          <w:tcPr>
+            <w:tcW w:type="dxa" w:w="1215"/>
+          </w:tcPr>
+          <w:p>
+            <w:pPr>
+              <w:spacing w:after="0" w:before="0" w:line="240" w:lineRule="auto"/>
+              <w:jc w:val="center"/>
+            </w:pPr>
+            <w:r/>
+            <w:r>
+              <w:rPr>
+                <w:rFonts w:ascii="Times New Roman" w:hAnsi="Times New Roman" w:eastAsia="宋体"/>
+                <w:b w:val="0"/>
+                <w:sz w:val="19"/>
+              </w:rPr>
+              <w:t>4993.6</w:t>
+            </w:r>
+          </w:p>
+        </w:tc>
+        <w:tc>
+          <w:tcPr>
+            <w:tcW w:type="dxa" w:w="1215"/>
+          </w:tcPr>
+          <w:p>
+            <w:pPr>
+              <w:spacing w:after="0" w:before="0" w:line="240" w:lineRule="auto"/>
+              <w:jc w:val="center"/>
+            </w:pPr>
+            <w:r/>
+            <w:r>
+              <w:rPr>
+                <w:rFonts w:ascii="Times New Roman" w:hAnsi="Times New Roman" w:eastAsia="宋体"/>
+                <w:b w:val="0"/>
+                <w:sz w:val="19"/>
+              </w:rPr>
+              <w:t>118382.9</w:t>
+            </w:r>
+          </w:p>
+        </w:tc>
+      </w:tr>
+      <w:tr>
+        <w:tc>
+          <w:tcPr>
+            <w:tcW w:type="dxa" w:w="1215"/>
+          </w:tcPr>
+          <w:p>
+            <w:pPr>
+              <w:spacing w:after="0" w:before="0" w:line="240" w:lineRule="auto"/>
+              <w:jc w:val="left"/>
+            </w:pPr>
+            <w:r/>
+            <w:r>
+              <w:rPr>
+                <w:rFonts w:ascii="Times New Roman" w:hAnsi="Times New Roman" w:eastAsia="宋体"/>
+                <w:b w:val="0"/>
+                <w:sz w:val="19"/>
+              </w:rPr>
+              <w:t>能源强度</w:t>
+            </w:r>
+          </w:p>
+        </w:tc>
+        <w:tc>
+          <w:tcPr>
+            <w:tcW w:type="dxa" w:w="1215"/>
+          </w:tcPr>
+          <w:p>
+            <w:pPr>
+              <w:spacing w:after="0" w:before="0" w:line="240" w:lineRule="auto"/>
+              <w:jc w:val="center"/>
+            </w:pPr>
+            <w:r/>
+            <w:r>
+              <w:rPr>
+                <w:rFonts w:ascii="Times New Roman" w:hAnsi="Times New Roman" w:eastAsia="宋体"/>
+                <w:b w:val="0"/>
+                <w:sz w:val="19"/>
+              </w:rPr>
+              <w:t>3418</w:t>
+            </w:r>
+          </w:p>
+        </w:tc>
+        <w:tc>
+          <w:tcPr>
+            <w:tcW w:type="dxa" w:w="1215"/>
+          </w:tcPr>
+          <w:p>
+            <w:pPr>
+              <w:spacing w:after="0" w:before="0" w:line="240" w:lineRule="auto"/>
+              <w:jc w:val="center"/>
+            </w:pPr>
+            <w:r/>
+            <w:r>
+              <w:rPr>
+                <w:rFonts w:ascii="Times New Roman" w:hAnsi="Times New Roman" w:eastAsia="宋体"/>
+                <w:b w:val="0"/>
+                <w:sz w:val="19"/>
+              </w:rPr>
+              <w:t>5.231</w:t>
+            </w:r>
+          </w:p>
+        </w:tc>
+        <w:tc>
+          <w:tcPr>
+            <w:tcW w:type="dxa" w:w="1215"/>
+          </w:tcPr>
+          <w:p>
+            <w:pPr>
+              <w:spacing w:after="0" w:before="0" w:line="240" w:lineRule="auto"/>
+              <w:jc w:val="center"/>
+            </w:pPr>
+            <w:r/>
+            <w:r>
+              <w:rPr>
+                <w:rFonts w:ascii="Times New Roman" w:hAnsi="Times New Roman" w:eastAsia="宋体"/>
+                <w:b w:val="0"/>
+                <w:sz w:val="19"/>
+              </w:rPr>
+              <w:t>3.213</w:t>
+            </w:r>
+          </w:p>
+        </w:tc>
+        <w:tc>
+          <w:tcPr>
+            <w:tcW w:type="dxa" w:w="1215"/>
+          </w:tcPr>
+          <w:p>
+            <w:pPr>
+              <w:spacing w:after="0" w:before="0" w:line="240" w:lineRule="auto"/>
+              <w:jc w:val="center"/>
+            </w:pPr>
+            <w:r/>
+            <w:r>
+              <w:rPr>
+                <w:rFonts w:ascii="Times New Roman" w:hAnsi="Times New Roman" w:eastAsia="宋体"/>
+                <w:b w:val="0"/>
+                <w:sz w:val="19"/>
+              </w:rPr>
+              <w:t>0.110</w:t>
+            </w:r>
+          </w:p>
+        </w:tc>
+        <w:tc>
+          <w:tcPr>
+            <w:tcW w:type="dxa" w:w="1215"/>
+          </w:tcPr>
+          <w:p>
+            <w:pPr>
+              <w:spacing w:after="0" w:before="0" w:line="240" w:lineRule="auto"/>
+              <w:jc w:val="center"/>
+            </w:pPr>
+            <w:r/>
+            <w:r>
+              <w:rPr>
+                <w:rFonts w:ascii="Times New Roman" w:hAnsi="Times New Roman" w:eastAsia="宋体"/>
+                <w:b w:val="0"/>
+                <w:sz w:val="19"/>
+              </w:rPr>
+              <w:t>4.330</w:t>
+            </w:r>
+          </w:p>
+        </w:tc>
+        <w:tc>
+          <w:tcPr>
+            <w:tcW w:type="dxa" w:w="1215"/>
+          </w:tcPr>
+          <w:p>
+            <w:pPr>
+              <w:spacing w:after="0" w:before="0" w:line="240" w:lineRule="auto"/>
+              <w:jc w:val="center"/>
+            </w:pPr>
+            <w:r/>
+            <w:r>
+              <w:rPr>
+                <w:rFonts w:ascii="Times New Roman" w:hAnsi="Times New Roman" w:eastAsia="宋体"/>
+                <w:b w:val="0"/>
+                <w:sz w:val="19"/>
+              </w:rPr>
+              <w:t>30.440</w:t>
+            </w:r>
+          </w:p>
+        </w:tc>
+      </w:tr>
+      <w:tr>
+        <w:tc>
+          <w:tcPr>
+            <w:tcW w:type="dxa" w:w="1215"/>
+          </w:tcPr>
+          <w:p>
+            <w:pPr>
+              <w:spacing w:after="0" w:before="0" w:line="240" w:lineRule="auto"/>
+              <w:jc w:val="left"/>
+            </w:pPr>
+            <w:r/>
+            <w:r>
+              <w:rPr>
+                <w:rFonts w:ascii="Times New Roman" w:hAnsi="Times New Roman" w:eastAsia="宋体"/>
+                <w:b w:val="0"/>
+                <w:sz w:val="19"/>
+              </w:rPr>
+              <w:t>工业占GDP比重（%）</w:t>
+            </w:r>
+          </w:p>
+        </w:tc>
+        <w:tc>
+          <w:tcPr>
+            <w:tcW w:type="dxa" w:w="1215"/>
+          </w:tcPr>
+          <w:p>
+            <w:pPr>
+              <w:spacing w:after="0" w:before="0" w:line="240" w:lineRule="auto"/>
+              <w:jc w:val="center"/>
+            </w:pPr>
+            <w:r/>
+            <w:r>
+              <w:rPr>
+                <w:rFonts w:ascii="Times New Roman" w:hAnsi="Times New Roman" w:eastAsia="宋体"/>
+                <w:b w:val="0"/>
+                <w:sz w:val="19"/>
+              </w:rPr>
+              <w:t>3392</w:t>
+            </w:r>
+          </w:p>
+        </w:tc>
+        <w:tc>
+          <w:tcPr>
+            <w:tcW w:type="dxa" w:w="1215"/>
+          </w:tcPr>
+          <w:p>
+            <w:pPr>
+              <w:spacing w:after="0" w:before="0" w:line="240" w:lineRule="auto"/>
+              <w:jc w:val="center"/>
+            </w:pPr>
+            <w:r/>
+            <w:r>
+              <w:rPr>
+                <w:rFonts w:ascii="Times New Roman" w:hAnsi="Times New Roman" w:eastAsia="宋体"/>
+                <w:b w:val="0"/>
+                <w:sz w:val="19"/>
+              </w:rPr>
+              <w:t>27.30</w:t>
+            </w:r>
+          </w:p>
+        </w:tc>
+        <w:tc>
+          <w:tcPr>
+            <w:tcW w:type="dxa" w:w="1215"/>
+          </w:tcPr>
+          <w:p>
+            <w:pPr>
+              <w:spacing w:after="0" w:before="0" w:line="240" w:lineRule="auto"/>
+              <w:jc w:val="center"/>
+            </w:pPr>
+            <w:r/>
+            <w:r>
+              <w:rPr>
+                <w:rFonts w:ascii="Times New Roman" w:hAnsi="Times New Roman" w:eastAsia="宋体"/>
+                <w:b w:val="0"/>
+                <w:sz w:val="19"/>
+              </w:rPr>
+              <w:t>12.35</w:t>
+            </w:r>
+          </w:p>
+        </w:tc>
+        <w:tc>
+          <w:tcPr>
+            <w:tcW w:type="dxa" w:w="1215"/>
+          </w:tcPr>
+          <w:p>
+            <w:pPr>
+              <w:spacing w:after="0" w:before="0" w:line="240" w:lineRule="auto"/>
+              <w:jc w:val="center"/>
+            </w:pPr>
+            <w:r/>
+            <w:r>
+              <w:rPr>
+                <w:rFonts w:ascii="Times New Roman" w:hAnsi="Times New Roman" w:eastAsia="宋体"/>
+                <w:b w:val="0"/>
+                <w:sz w:val="19"/>
+              </w:rPr>
+              <w:t>3.72</w:t>
+            </w:r>
+          </w:p>
+        </w:tc>
+        <w:tc>
+          <w:tcPr>
+            <w:tcW w:type="dxa" w:w="1215"/>
+          </w:tcPr>
+          <w:p>
+            <w:pPr>
+              <w:spacing w:after="0" w:before="0" w:line="240" w:lineRule="auto"/>
+              <w:jc w:val="center"/>
+            </w:pPr>
+            <w:r/>
+            <w:r>
+              <w:rPr>
+                <w:rFonts w:ascii="Times New Roman" w:hAnsi="Times New Roman" w:eastAsia="宋体"/>
+                <w:b w:val="0"/>
+                <w:sz w:val="19"/>
+              </w:rPr>
+              <w:t>25.03</w:t>
+            </w:r>
+          </w:p>
+        </w:tc>
+        <w:tc>
+          <w:tcPr>
+            <w:tcW w:type="dxa" w:w="1215"/>
+          </w:tcPr>
+          <w:p>
+            <w:pPr>
+              <w:spacing w:after="0" w:before="0" w:line="240" w:lineRule="auto"/>
+              <w:jc w:val="center"/>
+            </w:pPr>
+            <w:r/>
+            <w:r>
+              <w:rPr>
+                <w:rFonts w:ascii="Times New Roman" w:hAnsi="Times New Roman" w:eastAsia="宋体"/>
+                <w:b w:val="0"/>
+                <w:sz w:val="19"/>
+              </w:rPr>
+              <w:t>86.67</w:t>
+            </w:r>
+          </w:p>
+        </w:tc>
+      </w:tr>
+    </w:tbl>
+    <w:p>
+      <w:pPr>
+        <w:spacing w:after="120" w:line="288" w:lineRule="auto"/>
+        <w:jc w:val="left"/>
+      </w:pPr>
+      <w:r>
+        <w:rPr>
+          <w:rFonts w:ascii="Times New Roman" w:hAnsi="Times New Roman" w:eastAsia="宋体"/>
+          <w:b w:val="0"/>
+          <w:sz w:val="18"/>
+        </w:rPr>
+        <w:t>注：CO₂ 强度右偏明显，故取对数；WTO 成员观测占比 79.2%。</w:t>
       </w:r>
     </w:p>
     <w:p>
@@ -696,7 +1843,115 @@
           <w:b w:val="0"/>
           <w:sz w:val="24"/>
         </w:rPr>
-        <w:t>表 1（描述性统计，对应图 1）显示，样本内 ln(CO₂ 强度) 均值约为 7.14、标准差 1.18，分布大致对称；WTO 成员观测占比达 79.2%，反映样本期内多边体制成员已高度普及；人均 GDP、能源强度等控制变量离散度较大，为识别异质性提供了空间。图 2 进一步对比 2000 年与 2020 年主要出口国的碳强度，可见中国、印度、俄罗斯、南非等国出口碳强度普遍下降六成以上，呈现明显的全局性“变绿”趋势。</w:t>
+        <w:t>图 1 直观呈现了样本特征：图 1a 比较处理组（2000 年后入世）与控制组（1995 年已为成员）的 ln(CO₂ 强度) 趋势，两组均呈下降态势；图 1b 显示 ln(CO₂ 强度) 大致对称、均值约 7.14。图 2 进一步对比主要出口国 2000 年与 2020 年的碳强度，中国、印度、俄罗斯、南非等国普遍下降六成以上，呈现明显的全局性“变绿”趋势。</w:t>
+      </w:r>
+    </w:p>
+    <w:p>
+      <w:pPr>
+        <w:spacing w:before="40" w:after="40"/>
+        <w:jc w:val="center"/>
+      </w:pPr>
+      <w:r>
+        <w:drawing>
+          <wp:inline xmlns:a="http://schemas.openxmlformats.org/drawingml/2006/main" xmlns:pic="http://schemas.openxmlformats.org/drawingml/2006/picture">
+            <wp:extent cx="5328000" cy="2452026"/>
+            <wp:docPr id="1" name="Picture 1"/>
+            <wp:cNvGraphicFramePr>
+              <a:graphicFrameLocks noChangeAspect="1"/>
+            </wp:cNvGraphicFramePr>
+            <a:graphic>
+              <a:graphicData uri="http://schemas.openxmlformats.org/drawingml/2006/picture">
+                <pic:pic>
+                  <pic:nvPicPr>
+                    <pic:cNvPr id="0" name="fig1.png"/>
+                    <pic:cNvPicPr/>
+                  </pic:nvPicPr>
+                  <pic:blipFill>
+                    <a:blip r:embed="rId9"/>
+                    <a:stretch>
+                      <a:fillRect/>
+                    </a:stretch>
+                  </pic:blipFill>
+                  <pic:spPr>
+                    <a:xfrm>
+                      <a:off x="0" y="0"/>
+                      <a:ext cx="5328000" cy="2452026"/>
+                    </a:xfrm>
+                    <a:prstGeom prst="rect"/>
+                  </pic:spPr>
+                </pic:pic>
+              </a:graphicData>
+            </a:graphic>
+          </wp:inline>
+        </w:drawing>
+      </w:r>
+    </w:p>
+    <w:p>
+      <w:pPr>
+        <w:spacing w:before="80" w:after="40" w:line="288" w:lineRule="auto"/>
+        <w:jc w:val="center"/>
+      </w:pPr>
+      <w:r>
+        <w:rPr>
+          <w:rFonts w:ascii="Times New Roman" w:hAnsi="Times New Roman" w:eastAsia="黑体"/>
+          <w:b/>
+          <w:sz w:val="21"/>
+        </w:rPr>
+        <w:t>图 1  描述性统计：处理组/控制组趋势与 ln(CO₂ 强度) 分布</w:t>
+      </w:r>
+    </w:p>
+    <w:p>
+      <w:pPr>
+        <w:spacing w:before="40" w:after="40"/>
+        <w:jc w:val="center"/>
+      </w:pPr>
+      <w:r>
+        <w:drawing>
+          <wp:inline xmlns:a="http://schemas.openxmlformats.org/drawingml/2006/main" xmlns:pic="http://schemas.openxmlformats.org/drawingml/2006/picture">
+            <wp:extent cx="5328000" cy="2107822"/>
+            <wp:docPr id="2" name="Picture 2"/>
+            <wp:cNvGraphicFramePr>
+              <a:graphicFrameLocks noChangeAspect="1"/>
+            </wp:cNvGraphicFramePr>
+            <a:graphic>
+              <a:graphicData uri="http://schemas.openxmlformats.org/drawingml/2006/picture">
+                <pic:pic>
+                  <pic:nvPicPr>
+                    <pic:cNvPr id="0" name="fig2.png"/>
+                    <pic:cNvPicPr/>
+                  </pic:nvPicPr>
+                  <pic:blipFill>
+                    <a:blip r:embed="rId10"/>
+                    <a:stretch>
+                      <a:fillRect/>
+                    </a:stretch>
+                  </pic:blipFill>
+                  <pic:spPr>
+                    <a:xfrm>
+                      <a:off x="0" y="0"/>
+                      <a:ext cx="5328000" cy="2107822"/>
+                    </a:xfrm>
+                    <a:prstGeom prst="rect"/>
+                  </pic:spPr>
+                </pic:pic>
+              </a:graphicData>
+            </a:graphic>
+          </wp:inline>
+        </w:drawing>
+      </w:r>
+    </w:p>
+    <w:p>
+      <w:pPr>
+        <w:spacing w:before="80" w:after="40" w:line="288" w:lineRule="auto"/>
+        <w:jc w:val="center"/>
+      </w:pPr>
+      <w:r>
+        <w:rPr>
+          <w:rFonts w:ascii="Times New Roman" w:hAnsi="Times New Roman" w:eastAsia="黑体"/>
+          <w:b/>
+          <w:sz w:val="21"/>
+        </w:rPr>
+        <w:t>图 2  主要国家出口 CO₂ 强度：2000 年与 2020 年对比</w:t>
       </w:r>
     </w:p>
     <w:p>
@@ -724,7 +1979,7 @@
           <w:b w:val="0"/>
           <w:sz w:val="24"/>
         </w:rPr>
-        <w:t>为识别成员身份的净效应，本文设定双向固定效应模型：</w:t>
+        <w:t>为识别成员身份的净效应，设定双向固定效应模型：</w:t>
       </w:r>
     </w:p>
     <w:p>
@@ -753,13 +2008,12 @@
           <w:b w:val="0"/>
           <w:sz w:val="24"/>
         </w:rPr>
-        <w:t>其中 i、t 分别表示国家与年份，μ_i 为国家固定效应（吸收不随时间变化的禀赋、地理与制度差异），λ_t 为年份固定效应（吸收全球技术进步、油价与共同冲击），β₁ 即所关注的成员身份效应。标准误在国家层面聚类，以处理序列相关与异方差。在此基础上，本文进一步采用事件研究法检验平行趋势与动态效应，通过分组回归刻画异质性，并以安慰剂检验和剔除极端值、剔除中国等方式检验稳健性。</w:t>
+        <w:t>其中 μ_i 为国家固定效应（吸收不随时间变化的禀赋与制度差异），λ_t 为年份固定效应（吸收全球技术进步、油价等共同冲击），β₁ 即所关注的成员身份效应；标准误在国家层面聚类。在此基础上，采用事件研究检验平行趋势与动态效应，通过分组回归刻画异质性，并以安慰剂检验等方式检验稳健性。</w:t>
       </w:r>
     </w:p>
     <w:p>
       <w:pPr>
         <w:spacing w:before="240" w:after="120" w:line="360" w:lineRule="auto"/>
-        <w:jc w:val="left"/>
       </w:pPr>
       <w:r>
         <w:rPr>
@@ -795,7 +2049,735 @@
           <w:b w:val="0"/>
           <w:sz w:val="24"/>
         </w:rPr>
-        <w:t>表 2 报告了基准回归结果。在混合 OLS 中，WTO 成员身份系数为 -0.318（p&lt;0.05），似乎支持“技术外溢”假说；但该设定未控制国家异质性，存在严重遗漏变量偏误——本身碳强度较低的发达经济体往往更早、更普遍地成为成员，从而高估了负向关系。加入国家固定效应后系数降至 -0.025 且不显著；进一步加入年份固定效应（双向 FE）后，系数变为 0.111，p 值为 0.283，在统计上不显著。这表明，一旦剥离国家禀赋与全球共同趋势，WTO 成员身份对出口碳强度并无稳健的因果影响。</w:t>
+        <w:t>表 2 报告基准回归。混合 OLS 中 WTO 系数为 -0.318（p&lt;0.05），似乎支持“技术外溢”；但该设定未控制国家异质性，存在严重选择性偏误——本身碳强度较低的发达经济体往往更早成为成员，从而高估负向关系。加入国家固定效应后系数降至 -0.025 且不显著；进一步加入年份固定效应（双向 FE）后，系数变为 0.111、p=0.283，不显著。这表明剥离国家禀赋与全球共同趋势后，成员身份对出口碳强度并无稳健因果影响。</w:t>
+      </w:r>
+    </w:p>
+    <w:p>
+      <w:pPr>
+        <w:spacing w:before="80" w:after="40" w:line="288" w:lineRule="auto"/>
+        <w:jc w:val="center"/>
+      </w:pPr>
+      <w:r>
+        <w:rPr>
+          <w:rFonts w:ascii="Times New Roman" w:hAnsi="Times New Roman" w:eastAsia="黑体"/>
+          <w:b/>
+          <w:sz w:val="21"/>
+        </w:rPr>
+        <w:t>表 2  基准回归结果（被解释变量：ln(CO₂ 强度)）</w:t>
+      </w:r>
+    </w:p>
+    <w:tbl>
+      <w:tblPr>
+        <w:tblStyle w:val="TableGrid"/>
+        <w:tblW w:type="auto" w:w="0"/>
+        <w:jc w:val="center"/>
+        <w:tblLook w:firstColumn="1" w:firstRow="1" w:lastColumn="0" w:lastRow="0" w:noHBand="0" w:noVBand="1" w:val="04A0"/>
+      </w:tblPr>
+      <w:tblGrid>
+        <w:gridCol w:w="2126"/>
+        <w:gridCol w:w="2126"/>
+        <w:gridCol w:w="2126"/>
+        <w:gridCol w:w="2126"/>
+      </w:tblGrid>
+      <w:tr>
+        <w:tc>
+          <w:tcPr>
+            <w:tcW w:type="dxa" w:w="2126"/>
+          </w:tcPr>
+          <w:p>
+            <w:pPr>
+              <w:spacing w:after="0" w:before="0" w:line="240" w:lineRule="auto"/>
+              <w:jc w:val="center"/>
+            </w:pPr>
+            <w:r/>
+            <w:r>
+              <w:rPr>
+                <w:rFonts w:ascii="Times New Roman" w:hAnsi="Times New Roman" w:eastAsia="宋体"/>
+                <w:b/>
+                <w:sz w:val="20"/>
+              </w:rPr>
+              <w:t>变量</w:t>
+            </w:r>
+          </w:p>
+        </w:tc>
+        <w:tc>
+          <w:tcPr>
+            <w:tcW w:type="dxa" w:w="2126"/>
+          </w:tcPr>
+          <w:p>
+            <w:pPr>
+              <w:spacing w:after="0" w:before="0" w:line="240" w:lineRule="auto"/>
+              <w:jc w:val="center"/>
+            </w:pPr>
+            <w:r/>
+            <w:r>
+              <w:rPr>
+                <w:rFonts w:ascii="Times New Roman" w:hAnsi="Times New Roman" w:eastAsia="宋体"/>
+                <w:b/>
+                <w:sz w:val="20"/>
+              </w:rPr>
+              <w:t>(1) 混合OLS</w:t>
+            </w:r>
+          </w:p>
+        </w:tc>
+        <w:tc>
+          <w:tcPr>
+            <w:tcW w:type="dxa" w:w="2126"/>
+          </w:tcPr>
+          <w:p>
+            <w:pPr>
+              <w:spacing w:after="0" w:before="0" w:line="240" w:lineRule="auto"/>
+              <w:jc w:val="center"/>
+            </w:pPr>
+            <w:r/>
+            <w:r>
+              <w:rPr>
+                <w:rFonts w:ascii="Times New Roman" w:hAnsi="Times New Roman" w:eastAsia="宋体"/>
+                <w:b/>
+                <w:sz w:val="20"/>
+              </w:rPr>
+              <w:t>(2) 国家FE</w:t>
+            </w:r>
+          </w:p>
+        </w:tc>
+        <w:tc>
+          <w:tcPr>
+            <w:tcW w:type="dxa" w:w="2126"/>
+          </w:tcPr>
+          <w:p>
+            <w:pPr>
+              <w:spacing w:after="0" w:before="0" w:line="240" w:lineRule="auto"/>
+              <w:jc w:val="center"/>
+            </w:pPr>
+            <w:r/>
+            <w:r>
+              <w:rPr>
+                <w:rFonts w:ascii="Times New Roman" w:hAnsi="Times New Roman" w:eastAsia="宋体"/>
+                <w:b/>
+                <w:sz w:val="20"/>
+              </w:rPr>
+              <w:t>(3) 双向FE</w:t>
+            </w:r>
+          </w:p>
+        </w:tc>
+      </w:tr>
+      <w:tr>
+        <w:tc>
+          <w:tcPr>
+            <w:tcW w:type="dxa" w:w="2126"/>
+          </w:tcPr>
+          <w:p>
+            <w:pPr>
+              <w:spacing w:after="0" w:before="0" w:line="240" w:lineRule="auto"/>
+              <w:jc w:val="left"/>
+            </w:pPr>
+            <w:r/>
+            <w:r>
+              <w:rPr>
+                <w:rFonts w:ascii="Times New Roman" w:hAnsi="Times New Roman" w:eastAsia="宋体"/>
+                <w:b w:val="0"/>
+                <w:sz w:val="19"/>
+              </w:rPr>
+              <w:t>WTO成员（β₁）</w:t>
+            </w:r>
+          </w:p>
+        </w:tc>
+        <w:tc>
+          <w:tcPr>
+            <w:tcW w:type="dxa" w:w="2126"/>
+          </w:tcPr>
+          <w:p>
+            <w:pPr>
+              <w:spacing w:after="0" w:before="0" w:line="240" w:lineRule="auto"/>
+              <w:jc w:val="center"/>
+            </w:pPr>
+            <w:r/>
+            <w:r>
+              <w:rPr>
+                <w:rFonts w:ascii="Times New Roman" w:hAnsi="Times New Roman" w:eastAsia="宋体"/>
+                <w:b w:val="0"/>
+                <w:sz w:val="19"/>
+              </w:rPr>
+              <w:t>-0.3181**</w:t>
+              <w:br/>
+              <w:t>(0.1388)</w:t>
+            </w:r>
+          </w:p>
+        </w:tc>
+        <w:tc>
+          <w:tcPr>
+            <w:tcW w:type="dxa" w:w="2126"/>
+          </w:tcPr>
+          <w:p>
+            <w:pPr>
+              <w:spacing w:after="0" w:before="0" w:line="240" w:lineRule="auto"/>
+              <w:jc w:val="center"/>
+            </w:pPr>
+            <w:r/>
+            <w:r>
+              <w:rPr>
+                <w:rFonts w:ascii="Times New Roman" w:hAnsi="Times New Roman" w:eastAsia="宋体"/>
+                <w:b w:val="0"/>
+                <w:sz w:val="19"/>
+              </w:rPr>
+              <w:t>-0.0251</w:t>
+              <w:br/>
+              <w:t>(0.1333)</w:t>
+            </w:r>
+          </w:p>
+        </w:tc>
+        <w:tc>
+          <w:tcPr>
+            <w:tcW w:type="dxa" w:w="2126"/>
+          </w:tcPr>
+          <w:p>
+            <w:pPr>
+              <w:spacing w:after="0" w:before="0" w:line="240" w:lineRule="auto"/>
+              <w:jc w:val="center"/>
+            </w:pPr>
+            <w:r/>
+            <w:r>
+              <w:rPr>
+                <w:rFonts w:ascii="Times New Roman" w:hAnsi="Times New Roman" w:eastAsia="宋体"/>
+                <w:b w:val="0"/>
+                <w:sz w:val="19"/>
+              </w:rPr>
+              <w:t>0.1108</w:t>
+              <w:br/>
+              <w:t>(0.1031)</w:t>
+            </w:r>
+          </w:p>
+        </w:tc>
+      </w:tr>
+      <w:tr>
+        <w:tc>
+          <w:tcPr>
+            <w:tcW w:type="dxa" w:w="2126"/>
+          </w:tcPr>
+          <w:p>
+            <w:pPr>
+              <w:spacing w:after="0" w:before="0" w:line="240" w:lineRule="auto"/>
+              <w:jc w:val="left"/>
+            </w:pPr>
+            <w:r/>
+            <w:r>
+              <w:rPr>
+                <w:rFonts w:ascii="Times New Roman" w:hAnsi="Times New Roman" w:eastAsia="宋体"/>
+                <w:b w:val="0"/>
+                <w:sz w:val="19"/>
+              </w:rPr>
+              <w:t>ln(人均GDP)</w:t>
+            </w:r>
+          </w:p>
+        </w:tc>
+        <w:tc>
+          <w:tcPr>
+            <w:tcW w:type="dxa" w:w="2126"/>
+          </w:tcPr>
+          <w:p>
+            <w:pPr>
+              <w:spacing w:after="0" w:before="0" w:line="240" w:lineRule="auto"/>
+              <w:jc w:val="center"/>
+            </w:pPr>
+            <w:r/>
+            <w:r>
+              <w:rPr>
+                <w:rFonts w:ascii="Times New Roman" w:hAnsi="Times New Roman" w:eastAsia="宋体"/>
+                <w:b w:val="0"/>
+                <w:sz w:val="19"/>
+              </w:rPr>
+              <w:t>2.9522***</w:t>
+              <w:br/>
+              <w:t>(0.5117)</w:t>
+            </w:r>
+          </w:p>
+        </w:tc>
+        <w:tc>
+          <w:tcPr>
+            <w:tcW w:type="dxa" w:w="2126"/>
+          </w:tcPr>
+          <w:p>
+            <w:pPr>
+              <w:spacing w:after="0" w:before="0" w:line="240" w:lineRule="auto"/>
+              <w:jc w:val="center"/>
+            </w:pPr>
+            <w:r/>
+            <w:r>
+              <w:rPr>
+                <w:rFonts w:ascii="Times New Roman" w:hAnsi="Times New Roman" w:eastAsia="宋体"/>
+                <w:b w:val="0"/>
+                <w:sz w:val="19"/>
+              </w:rPr>
+              <w:t>2.1157**</w:t>
+              <w:br/>
+              <w:t>(0.8535)</w:t>
+            </w:r>
+          </w:p>
+        </w:tc>
+        <w:tc>
+          <w:tcPr>
+            <w:tcW w:type="dxa" w:w="2126"/>
+          </w:tcPr>
+          <w:p>
+            <w:pPr>
+              <w:spacing w:after="0" w:before="0" w:line="240" w:lineRule="auto"/>
+              <w:jc w:val="center"/>
+            </w:pPr>
+            <w:r/>
+            <w:r>
+              <w:rPr>
+                <w:rFonts w:ascii="Times New Roman" w:hAnsi="Times New Roman" w:eastAsia="宋体"/>
+                <w:b w:val="0"/>
+                <w:sz w:val="19"/>
+              </w:rPr>
+              <w:t>2.9030***</w:t>
+              <w:br/>
+              <w:t>(0.7438)</w:t>
+            </w:r>
+          </w:p>
+        </w:tc>
+      </w:tr>
+      <w:tr>
+        <w:tc>
+          <w:tcPr>
+            <w:tcW w:type="dxa" w:w="2126"/>
+          </w:tcPr>
+          <w:p>
+            <w:pPr>
+              <w:spacing w:after="0" w:before="0" w:line="240" w:lineRule="auto"/>
+              <w:jc w:val="left"/>
+            </w:pPr>
+            <w:r/>
+            <w:r>
+              <w:rPr>
+                <w:rFonts w:ascii="Times New Roman" w:hAnsi="Times New Roman" w:eastAsia="宋体"/>
+                <w:b w:val="0"/>
+                <w:sz w:val="19"/>
+              </w:rPr>
+              <w:t>[ln(人均GDP)]²</w:t>
+            </w:r>
+          </w:p>
+        </w:tc>
+        <w:tc>
+          <w:tcPr>
+            <w:tcW w:type="dxa" w:w="2126"/>
+          </w:tcPr>
+          <w:p>
+            <w:pPr>
+              <w:spacing w:after="0" w:before="0" w:line="240" w:lineRule="auto"/>
+              <w:jc w:val="center"/>
+            </w:pPr>
+            <w:r/>
+            <w:r>
+              <w:rPr>
+                <w:rFonts w:ascii="Times New Roman" w:hAnsi="Times New Roman" w:eastAsia="宋体"/>
+                <w:b w:val="0"/>
+                <w:sz w:val="19"/>
+              </w:rPr>
+              <w:t>-0.1861***</w:t>
+              <w:br/>
+              <w:t>(0.0289)</w:t>
+            </w:r>
+          </w:p>
+        </w:tc>
+        <w:tc>
+          <w:tcPr>
+            <w:tcW w:type="dxa" w:w="2126"/>
+          </w:tcPr>
+          <w:p>
+            <w:pPr>
+              <w:spacing w:after="0" w:before="0" w:line="240" w:lineRule="auto"/>
+              <w:jc w:val="center"/>
+            </w:pPr>
+            <w:r/>
+            <w:r>
+              <w:rPr>
+                <w:rFonts w:ascii="Times New Roman" w:hAnsi="Times New Roman" w:eastAsia="宋体"/>
+                <w:b w:val="0"/>
+                <w:sz w:val="19"/>
+              </w:rPr>
+              <w:t>-0.2085***</w:t>
+              <w:br/>
+              <w:t>(0.0501)</w:t>
+            </w:r>
+          </w:p>
+        </w:tc>
+        <w:tc>
+          <w:tcPr>
+            <w:tcW w:type="dxa" w:w="2126"/>
+          </w:tcPr>
+          <w:p>
+            <w:pPr>
+              <w:spacing w:after="0" w:before="0" w:line="240" w:lineRule="auto"/>
+              <w:jc w:val="center"/>
+            </w:pPr>
+            <w:r/>
+            <w:r>
+              <w:rPr>
+                <w:rFonts w:ascii="Times New Roman" w:hAnsi="Times New Roman" w:eastAsia="宋体"/>
+                <w:b w:val="0"/>
+                <w:sz w:val="19"/>
+              </w:rPr>
+              <w:t>-0.2072***</w:t>
+              <w:br/>
+              <w:t>(0.0427)</w:t>
+            </w:r>
+          </w:p>
+        </w:tc>
+      </w:tr>
+      <w:tr>
+        <w:tc>
+          <w:tcPr>
+            <w:tcW w:type="dxa" w:w="2126"/>
+          </w:tcPr>
+          <w:p>
+            <w:pPr>
+              <w:spacing w:after="0" w:before="0" w:line="240" w:lineRule="auto"/>
+              <w:jc w:val="left"/>
+            </w:pPr>
+            <w:r/>
+            <w:r>
+              <w:rPr>
+                <w:rFonts w:ascii="Times New Roman" w:hAnsi="Times New Roman" w:eastAsia="宋体"/>
+                <w:b w:val="0"/>
+                <w:sz w:val="19"/>
+              </w:rPr>
+              <w:t>能源强度</w:t>
+            </w:r>
+          </w:p>
+        </w:tc>
+        <w:tc>
+          <w:tcPr>
+            <w:tcW w:type="dxa" w:w="2126"/>
+          </w:tcPr>
+          <w:p>
+            <w:pPr>
+              <w:spacing w:after="0" w:before="0" w:line="240" w:lineRule="auto"/>
+              <w:jc w:val="center"/>
+            </w:pPr>
+            <w:r/>
+            <w:r>
+              <w:rPr>
+                <w:rFonts w:ascii="Times New Roman" w:hAnsi="Times New Roman" w:eastAsia="宋体"/>
+                <w:b w:val="0"/>
+                <w:sz w:val="19"/>
+              </w:rPr>
+              <w:t>0.0968***</w:t>
+              <w:br/>
+              <w:t>(0.0231)</w:t>
+            </w:r>
+          </w:p>
+        </w:tc>
+        <w:tc>
+          <w:tcPr>
+            <w:tcW w:type="dxa" w:w="2126"/>
+          </w:tcPr>
+          <w:p>
+            <w:pPr>
+              <w:spacing w:after="0" w:before="0" w:line="240" w:lineRule="auto"/>
+              <w:jc w:val="center"/>
+            </w:pPr>
+            <w:r/>
+            <w:r>
+              <w:rPr>
+                <w:rFonts w:ascii="Times New Roman" w:hAnsi="Times New Roman" w:eastAsia="宋体"/>
+                <w:b w:val="0"/>
+                <w:sz w:val="19"/>
+              </w:rPr>
+              <w:t>0.0470***</w:t>
+              <w:br/>
+              <w:t>(0.0135)</w:t>
+            </w:r>
+          </w:p>
+        </w:tc>
+        <w:tc>
+          <w:tcPr>
+            <w:tcW w:type="dxa" w:w="2126"/>
+          </w:tcPr>
+          <w:p>
+            <w:pPr>
+              <w:spacing w:after="0" w:before="0" w:line="240" w:lineRule="auto"/>
+              <w:jc w:val="center"/>
+            </w:pPr>
+            <w:r/>
+            <w:r>
+              <w:rPr>
+                <w:rFonts w:ascii="Times New Roman" w:hAnsi="Times New Roman" w:eastAsia="宋体"/>
+                <w:b w:val="0"/>
+                <w:sz w:val="19"/>
+              </w:rPr>
+              <w:t>0.0433***</w:t>
+              <w:br/>
+              <w:t>(0.0148)</w:t>
+            </w:r>
+          </w:p>
+        </w:tc>
+      </w:tr>
+      <w:tr>
+        <w:tc>
+          <w:tcPr>
+            <w:tcW w:type="dxa" w:w="2126"/>
+          </w:tcPr>
+          <w:p>
+            <w:pPr>
+              <w:spacing w:after="0" w:before="0" w:line="240" w:lineRule="auto"/>
+              <w:jc w:val="left"/>
+            </w:pPr>
+            <w:r/>
+            <w:r>
+              <w:rPr>
+                <w:rFonts w:ascii="Times New Roman" w:hAnsi="Times New Roman" w:eastAsia="宋体"/>
+                <w:b w:val="0"/>
+                <w:sz w:val="19"/>
+              </w:rPr>
+              <w:t>工业增加值占比</w:t>
+            </w:r>
+          </w:p>
+        </w:tc>
+        <w:tc>
+          <w:tcPr>
+            <w:tcW w:type="dxa" w:w="2126"/>
+          </w:tcPr>
+          <w:p>
+            <w:pPr>
+              <w:spacing w:after="0" w:before="0" w:line="240" w:lineRule="auto"/>
+              <w:jc w:val="center"/>
+            </w:pPr>
+            <w:r/>
+            <w:r>
+              <w:rPr>
+                <w:rFonts w:ascii="Times New Roman" w:hAnsi="Times New Roman" w:eastAsia="宋体"/>
+                <w:b w:val="0"/>
+                <w:sz w:val="19"/>
+              </w:rPr>
+              <w:t>0.0018</w:t>
+              <w:br/>
+              <w:t>(0.0049)</w:t>
+            </w:r>
+          </w:p>
+        </w:tc>
+        <w:tc>
+          <w:tcPr>
+            <w:tcW w:type="dxa" w:w="2126"/>
+          </w:tcPr>
+          <w:p>
+            <w:pPr>
+              <w:spacing w:after="0" w:before="0" w:line="240" w:lineRule="auto"/>
+              <w:jc w:val="center"/>
+            </w:pPr>
+            <w:r/>
+            <w:r>
+              <w:rPr>
+                <w:rFonts w:ascii="Times New Roman" w:hAnsi="Times New Roman" w:eastAsia="宋体"/>
+                <w:b w:val="0"/>
+                <w:sz w:val="19"/>
+              </w:rPr>
+              <w:t>-0.0111***</w:t>
+              <w:br/>
+              <w:t>(0.0041)</w:t>
+            </w:r>
+          </w:p>
+        </w:tc>
+        <w:tc>
+          <w:tcPr>
+            <w:tcW w:type="dxa" w:w="2126"/>
+          </w:tcPr>
+          <w:p>
+            <w:pPr>
+              <w:spacing w:after="0" w:before="0" w:line="240" w:lineRule="auto"/>
+              <w:jc w:val="center"/>
+            </w:pPr>
+            <w:r/>
+            <w:r>
+              <w:rPr>
+                <w:rFonts w:ascii="Times New Roman" w:hAnsi="Times New Roman" w:eastAsia="宋体"/>
+                <w:b w:val="0"/>
+                <w:sz w:val="19"/>
+              </w:rPr>
+              <w:t>-0.0173***</w:t>
+              <w:br/>
+              <w:t>(0.0030)</w:t>
+            </w:r>
+          </w:p>
+        </w:tc>
+      </w:tr>
+      <w:tr>
+        <w:tc>
+          <w:tcPr>
+            <w:tcW w:type="dxa" w:w="2126"/>
+          </w:tcPr>
+          <w:p>
+            <w:pPr>
+              <w:spacing w:after="0" w:before="0" w:line="240" w:lineRule="auto"/>
+              <w:jc w:val="left"/>
+            </w:pPr>
+            <w:r/>
+            <w:r>
+              <w:rPr>
+                <w:rFonts w:ascii="Times New Roman" w:hAnsi="Times New Roman" w:eastAsia="宋体"/>
+                <w:b w:val="0"/>
+                <w:sz w:val="19"/>
+              </w:rPr>
+              <w:t>国家固定效应</w:t>
+            </w:r>
+          </w:p>
+        </w:tc>
+        <w:tc>
+          <w:tcPr>
+            <w:tcW w:type="dxa" w:w="2126"/>
+          </w:tcPr>
+          <w:p>
+            <w:pPr>
+              <w:spacing w:after="0" w:before="0" w:line="240" w:lineRule="auto"/>
+              <w:jc w:val="center"/>
+            </w:pPr>
+            <w:r/>
+            <w:r>
+              <w:rPr>
+                <w:rFonts w:ascii="Times New Roman" w:hAnsi="Times New Roman" w:eastAsia="宋体"/>
+                <w:b w:val="0"/>
+                <w:sz w:val="19"/>
+              </w:rPr>
+              <w:t>否</w:t>
+            </w:r>
+          </w:p>
+        </w:tc>
+        <w:tc>
+          <w:tcPr>
+            <w:tcW w:type="dxa" w:w="2126"/>
+          </w:tcPr>
+          <w:p>
+            <w:pPr>
+              <w:spacing w:after="0" w:before="0" w:line="240" w:lineRule="auto"/>
+              <w:jc w:val="center"/>
+            </w:pPr>
+            <w:r/>
+            <w:r>
+              <w:rPr>
+                <w:rFonts w:ascii="Times New Roman" w:hAnsi="Times New Roman" w:eastAsia="宋体"/>
+                <w:b w:val="0"/>
+                <w:sz w:val="19"/>
+              </w:rPr>
+              <w:t>是</w:t>
+            </w:r>
+          </w:p>
+        </w:tc>
+        <w:tc>
+          <w:tcPr>
+            <w:tcW w:type="dxa" w:w="2126"/>
+          </w:tcPr>
+          <w:p>
+            <w:pPr>
+              <w:spacing w:after="0" w:before="0" w:line="240" w:lineRule="auto"/>
+              <w:jc w:val="center"/>
+            </w:pPr>
+            <w:r/>
+            <w:r>
+              <w:rPr>
+                <w:rFonts w:ascii="Times New Roman" w:hAnsi="Times New Roman" w:eastAsia="宋体"/>
+                <w:b w:val="0"/>
+                <w:sz w:val="19"/>
+              </w:rPr>
+              <w:t>是</w:t>
+            </w:r>
+          </w:p>
+        </w:tc>
+      </w:tr>
+      <w:tr>
+        <w:tc>
+          <w:tcPr>
+            <w:tcW w:type="dxa" w:w="2126"/>
+          </w:tcPr>
+          <w:p>
+            <w:pPr>
+              <w:spacing w:after="0" w:before="0" w:line="240" w:lineRule="auto"/>
+              <w:jc w:val="left"/>
+            </w:pPr>
+            <w:r/>
+            <w:r>
+              <w:rPr>
+                <w:rFonts w:ascii="Times New Roman" w:hAnsi="Times New Roman" w:eastAsia="宋体"/>
+                <w:b w:val="0"/>
+                <w:sz w:val="19"/>
+              </w:rPr>
+              <w:t>年份固定效应</w:t>
+            </w:r>
+          </w:p>
+        </w:tc>
+        <w:tc>
+          <w:tcPr>
+            <w:tcW w:type="dxa" w:w="2126"/>
+          </w:tcPr>
+          <w:p>
+            <w:pPr>
+              <w:spacing w:after="0" w:before="0" w:line="240" w:lineRule="auto"/>
+              <w:jc w:val="center"/>
+            </w:pPr>
+            <w:r/>
+            <w:r>
+              <w:rPr>
+                <w:rFonts w:ascii="Times New Roman" w:hAnsi="Times New Roman" w:eastAsia="宋体"/>
+                <w:b w:val="0"/>
+                <w:sz w:val="19"/>
+              </w:rPr>
+              <w:t>否</w:t>
+            </w:r>
+          </w:p>
+        </w:tc>
+        <w:tc>
+          <w:tcPr>
+            <w:tcW w:type="dxa" w:w="2126"/>
+          </w:tcPr>
+          <w:p>
+            <w:pPr>
+              <w:spacing w:after="0" w:before="0" w:line="240" w:lineRule="auto"/>
+              <w:jc w:val="center"/>
+            </w:pPr>
+            <w:r/>
+            <w:r>
+              <w:rPr>
+                <w:rFonts w:ascii="Times New Roman" w:hAnsi="Times New Roman" w:eastAsia="宋体"/>
+                <w:b w:val="0"/>
+                <w:sz w:val="19"/>
+              </w:rPr>
+              <w:t>否</w:t>
+            </w:r>
+          </w:p>
+        </w:tc>
+        <w:tc>
+          <w:tcPr>
+            <w:tcW w:type="dxa" w:w="2126"/>
+          </w:tcPr>
+          <w:p>
+            <w:pPr>
+              <w:spacing w:after="0" w:before="0" w:line="240" w:lineRule="auto"/>
+              <w:jc w:val="center"/>
+            </w:pPr>
+            <w:r/>
+            <w:r>
+              <w:rPr>
+                <w:rFonts w:ascii="Times New Roman" w:hAnsi="Times New Roman" w:eastAsia="宋体"/>
+                <w:b w:val="0"/>
+                <w:sz w:val="19"/>
+              </w:rPr>
+              <w:t>是</w:t>
+            </w:r>
+          </w:p>
+        </w:tc>
+      </w:tr>
+    </w:tbl>
+    <w:p>
+      <w:pPr>
+        <w:spacing w:after="120" w:line="288" w:lineRule="auto"/>
+        <w:jc w:val="left"/>
+      </w:pPr>
+      <w:r>
+        <w:rPr>
+          <w:rFonts w:ascii="Times New Roman" w:hAnsi="Times New Roman" w:eastAsia="宋体"/>
+          <w:b w:val="0"/>
+          <w:sz w:val="18"/>
+        </w:rPr>
+        <w:t>注：括号内为国家层面聚类稳健标准误；*、**、*** 分别表示在 10%、5%、1% 水平显著。</w:t>
       </w:r>
     </w:p>
     <w:p>
@@ -810,7 +2792,7 @@
           <w:b w:val="0"/>
           <w:sz w:val="24"/>
         </w:rPr>
-        <w:t>控制变量的结果与理论高度吻合：ln(人均 GDP) 系数显著为正、其平方项显著为负，清晰刻画出碳强度随收入先升后降的倒 U 形环境库兹涅茨曲线；能源强度系数显著为正（约 0.043），说明能源效率是碳强度的关键决定因素；工业增加值占比系数显著为负（约 -0.017），反映出在控制其他因素后，产业结构的变动同样影响单位出口的碳含量。换言之，样本期内出口碳强度的普遍下降，主要由收入增长、能效提升与结构调整解释，而非入世这一制度事件本身。</w:t>
+        <w:t>控制变量与理论高度吻合：ln(人均 GDP) 显著为正、其平方项显著为负，清晰刻画出碳强度随收入先升后降的倒 U 形 EKC；能源强度系数显著为正，说明能源效率是碳强度的关键决定因素；工业占比系数显著为负。可见样本期内出口碳强度的普遍下降，主要由收入增长、能效提升与结构调整解释，而非入世这一制度事件本身。</w:t>
       </w:r>
     </w:p>
     <w:p>
@@ -838,7 +2820,61 @@
           <w:b w:val="0"/>
           <w:sz w:val="24"/>
         </w:rPr>
-        <w:t>图 3 的事件研究结果显示，在入世前各期，估计系数均接近于零且不显著，说明处理组与对照组在入世前不存在系统性的差异趋势，平行趋势假定大体成立，为因果识别提供了支持。入世后各期系数总体落在零附近并略偏负，至 t+6 期约为 -0.27，呈现微弱的下降迹象，但 95% 置信区间始终包含零。这意味着即便存在某种延迟的“变绿”效应，其统计证据也较为脆弱，不足以据此下定论。</w:t>
+        <w:t>图 3 的事件研究显示，入世前各期系数均接近零且不显著，说明处理组与对照组不存在系统性差异趋势，平行趋势假定大体成立；入世后各期系数总体落在零附近并略偏负，至 t+6 期约为 -0.27，呈现微弱下降迹象，但 95% 置信区间始终包含零。即便存在某种延迟的“变绿”效应，其统计证据也较脆弱。</w:t>
+      </w:r>
+    </w:p>
+    <w:p>
+      <w:pPr>
+        <w:spacing w:before="40" w:after="40"/>
+        <w:jc w:val="center"/>
+      </w:pPr>
+      <w:r>
+        <w:drawing>
+          <wp:inline xmlns:a="http://schemas.openxmlformats.org/drawingml/2006/main" xmlns:pic="http://schemas.openxmlformats.org/drawingml/2006/picture">
+            <wp:extent cx="5328000" cy="2522176"/>
+            <wp:docPr id="3" name="Picture 3"/>
+            <wp:cNvGraphicFramePr>
+              <a:graphicFrameLocks noChangeAspect="1"/>
+            </wp:cNvGraphicFramePr>
+            <a:graphic>
+              <a:graphicData uri="http://schemas.openxmlformats.org/drawingml/2006/picture">
+                <pic:pic>
+                  <pic:nvPicPr>
+                    <pic:cNvPr id="0" name="fig3.png"/>
+                    <pic:cNvPicPr/>
+                  </pic:nvPicPr>
+                  <pic:blipFill>
+                    <a:blip r:embed="rId11"/>
+                    <a:stretch>
+                      <a:fillRect/>
+                    </a:stretch>
+                  </pic:blipFill>
+                  <pic:spPr>
+                    <a:xfrm>
+                      <a:off x="0" y="0"/>
+                      <a:ext cx="5328000" cy="2522176"/>
+                    </a:xfrm>
+                    <a:prstGeom prst="rect"/>
+                  </pic:spPr>
+                </pic:pic>
+              </a:graphicData>
+            </a:graphic>
+          </wp:inline>
+        </w:drawing>
+      </w:r>
+    </w:p>
+    <w:p>
+      <w:pPr>
+        <w:spacing w:before="80" w:after="40" w:line="288" w:lineRule="auto"/>
+        <w:jc w:val="center"/>
+      </w:pPr>
+      <w:r>
+        <w:rPr>
+          <w:rFonts w:ascii="Times New Roman" w:hAnsi="Times New Roman" w:eastAsia="黑体"/>
+          <w:b/>
+          <w:sz w:val="21"/>
+        </w:rPr>
+        <w:t>图 3  事件研究：WTO 入世对出口 CO₂ 强度的动态影响</w:t>
       </w:r>
     </w:p>
     <w:p>
@@ -866,7 +2902,61 @@
           <w:b w:val="0"/>
           <w:sz w:val="24"/>
         </w:rPr>
-        <w:t>图 4 的分组结果揭示了被平均效应所掩盖的结构性差异。以发达国家为基准（效应约 0），高能源强度国家的效应约为 +15.7%、发展中国家约为 +8.3%，方向上符合“污染天堂”假说（H1a 与 H2）；而低能源强度国家的效应约为 -4.7%，方向上符合“技术外溢”假说（H1b）。这一格局与理论预期一致：要素禀赋偏向碳密集产业的经济体，入世后更易承接高碳生产环节；而本已相对清洁的经济体，则更多受益于竞争与技术外溢。需要强调的是，各组的置信区间普遍较宽且跨越零点，因此上述异质性只能作为方向性、提示性的证据，尚不具备统计上的稳健性。</w:t>
+        <w:t>图 4 揭示了被平均效应掩盖的结构性差异。以发达国家为基准（效应约 0），高能源强度国家效应约 +15.7%、发展中国家约 +8.3%，方向上符合“污染天堂”假说（H1a、H2）；低能源强度国家约 -4.7%，方向上符合“技术外溢”假说（H1b）。这与理论预期一致：禀赋偏向碳密集产业的经济体更易承接高碳环节，而本已清洁的经济体更多受益于竞争与技术外溢。但各组置信区间普遍较宽且跨越零点，故只能作为方向性、提示性证据。</w:t>
+      </w:r>
+    </w:p>
+    <w:p>
+      <w:pPr>
+        <w:spacing w:before="40" w:after="40"/>
+        <w:jc w:val="center"/>
+      </w:pPr>
+      <w:r>
+        <w:drawing>
+          <wp:inline xmlns:a="http://schemas.openxmlformats.org/drawingml/2006/main" xmlns:pic="http://schemas.openxmlformats.org/drawingml/2006/picture">
+            <wp:extent cx="5328000" cy="2220897"/>
+            <wp:docPr id="4" name="Picture 4"/>
+            <wp:cNvGraphicFramePr>
+              <a:graphicFrameLocks noChangeAspect="1"/>
+            </wp:cNvGraphicFramePr>
+            <a:graphic>
+              <a:graphicData uri="http://schemas.openxmlformats.org/drawingml/2006/picture">
+                <pic:pic>
+                  <pic:nvPicPr>
+                    <pic:cNvPr id="0" name="fig4.png"/>
+                    <pic:cNvPicPr/>
+                  </pic:nvPicPr>
+                  <pic:blipFill>
+                    <a:blip r:embed="rId12"/>
+                    <a:stretch>
+                      <a:fillRect/>
+                    </a:stretch>
+                  </pic:blipFill>
+                  <pic:spPr>
+                    <a:xfrm>
+                      <a:off x="0" y="0"/>
+                      <a:ext cx="5328000" cy="2220897"/>
+                    </a:xfrm>
+                    <a:prstGeom prst="rect"/>
+                  </pic:spPr>
+                </pic:pic>
+              </a:graphicData>
+            </a:graphic>
+          </wp:inline>
+        </w:drawing>
+      </w:r>
+    </w:p>
+    <w:p>
+      <w:pPr>
+        <w:spacing w:before="80" w:after="40" w:line="288" w:lineRule="auto"/>
+        <w:jc w:val="center"/>
+      </w:pPr>
+      <w:r>
+        <w:rPr>
+          <w:rFonts w:ascii="Times New Roman" w:hAnsi="Times New Roman" w:eastAsia="黑体"/>
+          <w:b/>
+          <w:sz w:val="21"/>
+        </w:rPr>
+        <w:t>图 4  WTO 效应的异质性分析</w:t>
       </w:r>
     </w:p>
     <w:p>
@@ -894,13 +2984,422 @@
           <w:b w:val="0"/>
           <w:sz w:val="24"/>
         </w:rPr>
-        <w:t>为检验结论的可靠性，本文做了三方面工作。其一，剔除作为最大出口国与排放国的中国后，成员身份系数为 0.113（p=0.279）；其二，对被解释变量上下 1% 缩尾以剔除极端值后，系数为 0.122（p=0.216）；两者均与基准结果一致，表明结论不依赖个别样本或极端观测。其三，安慰剂检验将“入世年份”随机赋值并重复估计 500 次，得到的系数分布（图 5）大致以零为中心，而真实估计值 0.111 恰好落入该随机分布的主体区间内，并非分布尾部的小概率事件。这有力地说明，基准估计得到的正系数与随机噪声难以区分，WTO 成员身份对出口碳强度不存在稳健、显著的因果效应。</w:t>
+        <w:t>表 3 显示，剔除最大出口国与排放国中国后系数为 0.113（p=0.279），对被解释变量 1% 缩尾后为 0.122（p=0.216），均与基准一致，表明结论不依赖个别样本或极端观测。图 5 的安慰剂检验将“入世年份”随机赋值并重复估计 500 次，所得系数分布大致以零为中心，而真实估计值 0.111 恰落入该分布主体区间，并非尾部小概率事件。这有力说明，基准正系数与随机噪声难以区分，WTO 成员身份对出口碳强度不存在稳健、显著的因果效应。</w:t>
+      </w:r>
+    </w:p>
+    <w:p>
+      <w:pPr>
+        <w:spacing w:before="80" w:after="40" w:line="288" w:lineRule="auto"/>
+        <w:jc w:val="center"/>
+      </w:pPr>
+      <w:r>
+        <w:rPr>
+          <w:rFonts w:ascii="Times New Roman" w:hAnsi="Times New Roman" w:eastAsia="黑体"/>
+          <w:b/>
+          <w:sz w:val="21"/>
+        </w:rPr>
+        <w:t>表 3  稳健性检验</w:t>
+      </w:r>
+    </w:p>
+    <w:tbl>
+      <w:tblPr>
+        <w:tblStyle w:val="TableGrid"/>
+        <w:tblW w:type="auto" w:w="0"/>
+        <w:jc w:val="center"/>
+        <w:tblLook w:firstColumn="1" w:firstRow="1" w:lastColumn="0" w:lastRow="0" w:noHBand="0" w:noVBand="1" w:val="04A0"/>
+      </w:tblPr>
+      <w:tblGrid>
+        <w:gridCol w:w="2126"/>
+        <w:gridCol w:w="2126"/>
+        <w:gridCol w:w="2126"/>
+        <w:gridCol w:w="2126"/>
+      </w:tblGrid>
+      <w:tr>
+        <w:tc>
+          <w:tcPr>
+            <w:tcW w:type="dxa" w:w="2126"/>
+          </w:tcPr>
+          <w:p>
+            <w:pPr>
+              <w:spacing w:after="0" w:before="0" w:line="240" w:lineRule="auto"/>
+              <w:jc w:val="center"/>
+            </w:pPr>
+            <w:r/>
+            <w:r>
+              <w:rPr>
+                <w:rFonts w:ascii="Times New Roman" w:hAnsi="Times New Roman" w:eastAsia="宋体"/>
+                <w:b/>
+                <w:sz w:val="20"/>
+              </w:rPr>
+              <w:t>检验方案</w:t>
+            </w:r>
+          </w:p>
+        </w:tc>
+        <w:tc>
+          <w:tcPr>
+            <w:tcW w:type="dxa" w:w="2126"/>
+          </w:tcPr>
+          <w:p>
+            <w:pPr>
+              <w:spacing w:after="0" w:before="0" w:line="240" w:lineRule="auto"/>
+              <w:jc w:val="center"/>
+            </w:pPr>
+            <w:r/>
+            <w:r>
+              <w:rPr>
+                <w:rFonts w:ascii="Times New Roman" w:hAnsi="Times New Roman" w:eastAsia="宋体"/>
+                <w:b/>
+                <w:sz w:val="20"/>
+              </w:rPr>
+              <w:t>β 系数</w:t>
+            </w:r>
+          </w:p>
+        </w:tc>
+        <w:tc>
+          <w:tcPr>
+            <w:tcW w:type="dxa" w:w="2126"/>
+          </w:tcPr>
+          <w:p>
+            <w:pPr>
+              <w:spacing w:after="0" w:before="0" w:line="240" w:lineRule="auto"/>
+              <w:jc w:val="center"/>
+            </w:pPr>
+            <w:r/>
+            <w:r>
+              <w:rPr>
+                <w:rFonts w:ascii="Times New Roman" w:hAnsi="Times New Roman" w:eastAsia="宋体"/>
+                <w:b/>
+                <w:sz w:val="20"/>
+              </w:rPr>
+              <w:t>效应 (%)</w:t>
+            </w:r>
+          </w:p>
+        </w:tc>
+        <w:tc>
+          <w:tcPr>
+            <w:tcW w:type="dxa" w:w="2126"/>
+          </w:tcPr>
+          <w:p>
+            <w:pPr>
+              <w:spacing w:after="0" w:before="0" w:line="240" w:lineRule="auto"/>
+              <w:jc w:val="center"/>
+            </w:pPr>
+            <w:r/>
+            <w:r>
+              <w:rPr>
+                <w:rFonts w:ascii="Times New Roman" w:hAnsi="Times New Roman" w:eastAsia="宋体"/>
+                <w:b/>
+                <w:sz w:val="20"/>
+              </w:rPr>
+              <w:t>p 值</w:t>
+            </w:r>
+          </w:p>
+        </w:tc>
+      </w:tr>
+      <w:tr>
+        <w:tc>
+          <w:tcPr>
+            <w:tcW w:type="dxa" w:w="2126"/>
+          </w:tcPr>
+          <w:p>
+            <w:pPr>
+              <w:spacing w:after="0" w:before="0" w:line="240" w:lineRule="auto"/>
+              <w:jc w:val="left"/>
+            </w:pPr>
+            <w:r/>
+            <w:r>
+              <w:rPr>
+                <w:rFonts w:ascii="Times New Roman" w:hAnsi="Times New Roman" w:eastAsia="宋体"/>
+                <w:b w:val="0"/>
+                <w:sz w:val="20"/>
+              </w:rPr>
+              <w:t>基准模型（双向FE）</w:t>
+            </w:r>
+          </w:p>
+        </w:tc>
+        <w:tc>
+          <w:tcPr>
+            <w:tcW w:type="dxa" w:w="2126"/>
+          </w:tcPr>
+          <w:p>
+            <w:pPr>
+              <w:spacing w:after="0" w:before="0" w:line="240" w:lineRule="auto"/>
+              <w:jc w:val="center"/>
+            </w:pPr>
+            <w:r/>
+            <w:r>
+              <w:rPr>
+                <w:rFonts w:ascii="Times New Roman" w:hAnsi="Times New Roman" w:eastAsia="宋体"/>
+                <w:b w:val="0"/>
+                <w:sz w:val="20"/>
+              </w:rPr>
+              <w:t>0.1108</w:t>
+            </w:r>
+          </w:p>
+        </w:tc>
+        <w:tc>
+          <w:tcPr>
+            <w:tcW w:type="dxa" w:w="2126"/>
+          </w:tcPr>
+          <w:p>
+            <w:pPr>
+              <w:spacing w:after="0" w:before="0" w:line="240" w:lineRule="auto"/>
+              <w:jc w:val="center"/>
+            </w:pPr>
+            <w:r/>
+            <w:r>
+              <w:rPr>
+                <w:rFonts w:ascii="Times New Roman" w:hAnsi="Times New Roman" w:eastAsia="宋体"/>
+                <w:b w:val="0"/>
+                <w:sz w:val="20"/>
+              </w:rPr>
+              <w:t>11.72</w:t>
+            </w:r>
+          </w:p>
+        </w:tc>
+        <w:tc>
+          <w:tcPr>
+            <w:tcW w:type="dxa" w:w="2126"/>
+          </w:tcPr>
+          <w:p>
+            <w:pPr>
+              <w:spacing w:after="0" w:before="0" w:line="240" w:lineRule="auto"/>
+              <w:jc w:val="center"/>
+            </w:pPr>
+            <w:r/>
+            <w:r>
+              <w:rPr>
+                <w:rFonts w:ascii="Times New Roman" w:hAnsi="Times New Roman" w:eastAsia="宋体"/>
+                <w:b w:val="0"/>
+                <w:sz w:val="20"/>
+              </w:rPr>
+              <w:t>0.283</w:t>
+            </w:r>
+          </w:p>
+        </w:tc>
+      </w:tr>
+      <w:tr>
+        <w:tc>
+          <w:tcPr>
+            <w:tcW w:type="dxa" w:w="2126"/>
+          </w:tcPr>
+          <w:p>
+            <w:pPr>
+              <w:spacing w:after="0" w:before="0" w:line="240" w:lineRule="auto"/>
+              <w:jc w:val="left"/>
+            </w:pPr>
+            <w:r/>
+            <w:r>
+              <w:rPr>
+                <w:rFonts w:ascii="Times New Roman" w:hAnsi="Times New Roman" w:eastAsia="宋体"/>
+                <w:b w:val="0"/>
+                <w:sz w:val="20"/>
+              </w:rPr>
+              <w:t>排除中国</w:t>
+            </w:r>
+          </w:p>
+        </w:tc>
+        <w:tc>
+          <w:tcPr>
+            <w:tcW w:type="dxa" w:w="2126"/>
+          </w:tcPr>
+          <w:p>
+            <w:pPr>
+              <w:spacing w:after="0" w:before="0" w:line="240" w:lineRule="auto"/>
+              <w:jc w:val="center"/>
+            </w:pPr>
+            <w:r/>
+            <w:r>
+              <w:rPr>
+                <w:rFonts w:ascii="Times New Roman" w:hAnsi="Times New Roman" w:eastAsia="宋体"/>
+                <w:b w:val="0"/>
+                <w:sz w:val="20"/>
+              </w:rPr>
+              <w:t>0.1134</w:t>
+            </w:r>
+          </w:p>
+        </w:tc>
+        <w:tc>
+          <w:tcPr>
+            <w:tcW w:type="dxa" w:w="2126"/>
+          </w:tcPr>
+          <w:p>
+            <w:pPr>
+              <w:spacing w:after="0" w:before="0" w:line="240" w:lineRule="auto"/>
+              <w:jc w:val="center"/>
+            </w:pPr>
+            <w:r/>
+            <w:r>
+              <w:rPr>
+                <w:rFonts w:ascii="Times New Roman" w:hAnsi="Times New Roman" w:eastAsia="宋体"/>
+                <w:b w:val="0"/>
+                <w:sz w:val="20"/>
+              </w:rPr>
+              <w:t>12.01</w:t>
+            </w:r>
+          </w:p>
+        </w:tc>
+        <w:tc>
+          <w:tcPr>
+            <w:tcW w:type="dxa" w:w="2126"/>
+          </w:tcPr>
+          <w:p>
+            <w:pPr>
+              <w:spacing w:after="0" w:before="0" w:line="240" w:lineRule="auto"/>
+              <w:jc w:val="center"/>
+            </w:pPr>
+            <w:r/>
+            <w:r>
+              <w:rPr>
+                <w:rFonts w:ascii="Times New Roman" w:hAnsi="Times New Roman" w:eastAsia="宋体"/>
+                <w:b w:val="0"/>
+                <w:sz w:val="20"/>
+              </w:rPr>
+              <w:t>0.279</w:t>
+            </w:r>
+          </w:p>
+        </w:tc>
+      </w:tr>
+      <w:tr>
+        <w:tc>
+          <w:tcPr>
+            <w:tcW w:type="dxa" w:w="2126"/>
+          </w:tcPr>
+          <w:p>
+            <w:pPr>
+              <w:spacing w:after="0" w:before="0" w:line="240" w:lineRule="auto"/>
+              <w:jc w:val="left"/>
+            </w:pPr>
+            <w:r/>
+            <w:r>
+              <w:rPr>
+                <w:rFonts w:ascii="Times New Roman" w:hAnsi="Times New Roman" w:eastAsia="宋体"/>
+                <w:b w:val="0"/>
+                <w:sz w:val="20"/>
+              </w:rPr>
+              <w:t>去除极端值（1% 缩尾）</w:t>
+            </w:r>
+          </w:p>
+        </w:tc>
+        <w:tc>
+          <w:tcPr>
+            <w:tcW w:type="dxa" w:w="2126"/>
+          </w:tcPr>
+          <w:p>
+            <w:pPr>
+              <w:spacing w:after="0" w:before="0" w:line="240" w:lineRule="auto"/>
+              <w:jc w:val="center"/>
+            </w:pPr>
+            <w:r/>
+            <w:r>
+              <w:rPr>
+                <w:rFonts w:ascii="Times New Roman" w:hAnsi="Times New Roman" w:eastAsia="宋体"/>
+                <w:b w:val="0"/>
+                <w:sz w:val="20"/>
+              </w:rPr>
+              <w:t>0.1220</w:t>
+            </w:r>
+          </w:p>
+        </w:tc>
+        <w:tc>
+          <w:tcPr>
+            <w:tcW w:type="dxa" w:w="2126"/>
+          </w:tcPr>
+          <w:p>
+            <w:pPr>
+              <w:spacing w:after="0" w:before="0" w:line="240" w:lineRule="auto"/>
+              <w:jc w:val="center"/>
+            </w:pPr>
+            <w:r/>
+            <w:r>
+              <w:rPr>
+                <w:rFonts w:ascii="Times New Roman" w:hAnsi="Times New Roman" w:eastAsia="宋体"/>
+                <w:b w:val="0"/>
+                <w:sz w:val="20"/>
+              </w:rPr>
+              <w:t>12.98</w:t>
+            </w:r>
+          </w:p>
+        </w:tc>
+        <w:tc>
+          <w:tcPr>
+            <w:tcW w:type="dxa" w:w="2126"/>
+          </w:tcPr>
+          <w:p>
+            <w:pPr>
+              <w:spacing w:after="0" w:before="0" w:line="240" w:lineRule="auto"/>
+              <w:jc w:val="center"/>
+            </w:pPr>
+            <w:r/>
+            <w:r>
+              <w:rPr>
+                <w:rFonts w:ascii="Times New Roman" w:hAnsi="Times New Roman" w:eastAsia="宋体"/>
+                <w:b w:val="0"/>
+                <w:sz w:val="20"/>
+              </w:rPr>
+              <w:t>0.216</w:t>
+            </w:r>
+          </w:p>
+        </w:tc>
+      </w:tr>
+    </w:tbl>
+    <w:p>
+      <w:pPr>
+        <w:spacing w:before="40" w:after="40"/>
+        <w:jc w:val="center"/>
+      </w:pPr>
+      <w:r>
+        <w:drawing>
+          <wp:inline xmlns:a="http://schemas.openxmlformats.org/drawingml/2006/main" xmlns:pic="http://schemas.openxmlformats.org/drawingml/2006/picture">
+            <wp:extent cx="5328000" cy="2263153"/>
+            <wp:docPr id="5" name="Picture 5"/>
+            <wp:cNvGraphicFramePr>
+              <a:graphicFrameLocks noChangeAspect="1"/>
+            </wp:cNvGraphicFramePr>
+            <a:graphic>
+              <a:graphicData uri="http://schemas.openxmlformats.org/drawingml/2006/picture">
+                <pic:pic>
+                  <pic:nvPicPr>
+                    <pic:cNvPr id="0" name="fig5.png"/>
+                    <pic:cNvPicPr/>
+                  </pic:nvPicPr>
+                  <pic:blipFill>
+                    <a:blip r:embed="rId13"/>
+                    <a:stretch>
+                      <a:fillRect/>
+                    </a:stretch>
+                  </pic:blipFill>
+                  <pic:spPr>
+                    <a:xfrm>
+                      <a:off x="0" y="0"/>
+                      <a:ext cx="5328000" cy="2263153"/>
+                    </a:xfrm>
+                    <a:prstGeom prst="rect"/>
+                  </pic:spPr>
+                </pic:pic>
+              </a:graphicData>
+            </a:graphic>
+          </wp:inline>
+        </w:drawing>
+      </w:r>
+    </w:p>
+    <w:p>
+      <w:pPr>
+        <w:spacing w:before="80" w:after="40" w:line="288" w:lineRule="auto"/>
+        <w:jc w:val="center"/>
+      </w:pPr>
+      <w:r>
+        <w:rPr>
+          <w:rFonts w:ascii="Times New Roman" w:hAnsi="Times New Roman" w:eastAsia="黑体"/>
+          <w:b/>
+          <w:sz w:val="21"/>
+        </w:rPr>
+        <w:t>图 5  安慰剂检验：随机入世日期的系数分布</w:t>
       </w:r>
     </w:p>
     <w:p>
       <w:pPr>
         <w:spacing w:before="240" w:after="120" w:line="360" w:lineRule="auto"/>
-        <w:jc w:val="left"/>
       </w:pPr>
       <w:r>
         <w:rPr>
@@ -923,7 +3422,7 @@
           <w:b w:val="0"/>
           <w:sz w:val="24"/>
         </w:rPr>
-        <w:t>本文利用 2000—2020 年跨国面板数据，系统检验了 WTO 成员身份对出口碳强度的影响，得到三点主要结论。第一，从全样本平均看，在控制国家与年份固定效应后，成员身份对出口碳强度并无统计上显著的影响，“污染天堂”与“技术外溢”两种机制在总体上大致相互抵消；混合 OLS 所显示的显著负向关系实为选择性偏误所致。第二，样本期内出口碳强度的普遍下降，主要由收入增长（EKC）、能源强度改善和产业结构调整驱动，而非入世本身。第三，效应存在方向性的异质性：高能源强度国家与发展中国家偏向“污染天堂”，低能源强度国家偏向“技术外溢”，但均不具统计稳健性。</w:t>
+        <w:t>本文利用 2000—2020 年跨国面板数据，系统检验了 WTO 成员身份对出口碳强度的影响，得到三点结论。第一，从全样本平均看，在控制国家与年份固定效应后，成员身份对出口碳强度并无统计显著影响，“污染天堂”与“技术外溢”两种机制大致相互抵消；混合 OLS 的显著负向关系实为选择性偏误所致。第二，样本期内出口碳强度的普遍下降，主要由收入增长（EKC）、能源强度改善与产业结构调整驱动，而非入世本身。第三，效应存在方向性异质性：高能源强度国家与发展中国家偏向“污染天堂”，低能源强度国家偏向“技术外溢”，但均不稳健。</w:t>
       </w:r>
     </w:p>
     <w:p>
@@ -938,7 +3437,7 @@
           <w:b w:val="0"/>
           <w:sz w:val="24"/>
         </w:rPr>
-        <w:t>上述发现具有清晰的政策含义。首先，不应简单地将 WTO 成员身份或贸易自由化本身视为碳强度上升的根源；贸易的环境效应是“中性”的，其最终方向取决于成员国内部的要素禀赋、发展阶段与配套政策。其次，对于能源密集型的发展中国家，应警惕入世后高碳产业转入的潜在风险，通过提高能效标准、完善环境规制与碳定价，避免比较优势固化于高碳环节。再次，应充分发挥多边体制在技术扩散方面的正向作用，推动绿色技术与环境产品的自由化（如环境产品协定），并审慎设计碳边境调节机制，使其既能防止碳泄漏，又不至于演变为变相的绿色保护主义。总体而言，实现“贸易—环境—技术”政策协同，才是推动出口部门持续低碳化的关键。</w:t>
+        <w:t>上述发现具有清晰的政策含义。其一，不应简单地将 WTO 成员身份或贸易自由化视为碳强度上升的根源；贸易的环境效应是“中性”的，其方向取决于成员国内部的禀赋、发展阶段与配套政策。其二，能源密集型发展中国家应警惕高碳产业转入风险，通过提高能效标准、完善环境规制与碳定价，避免比较优势固化于高碳环节。其三，应发挥多边体制在技术扩散方面的正向作用，推动绿色技术与环境产品自由化，并审慎设计碳边境调节机制，使其既能防止碳泄漏，又不至于演变为变相的绿色保护主义。实现“贸易—环境—技术”政策协同，是推动出口部门持续低碳化的关键。</w:t>
       </w:r>
     </w:p>
     <w:p>
@@ -953,13 +3452,12 @@
           <w:b w:val="0"/>
           <w:sz w:val="24"/>
         </w:rPr>
-        <w:t>本文亦存在局限：以国别加总数据衡量出口碳强度，难以剥离行业构成与全球价值链分工的影响；成员身份的二值处理也未能刻画关税约束深度等强度差异。未来研究可结合行业层面与企业层面的微观数据，并利用投入产出表测度出口的“隐含碳”，进一步识别贸易自由化影响碳强度的具体渠道。</w:t>
+        <w:t>本文亦存局限：以国别加总数据衡量出口碳强度，难以剥离行业构成与全球价值链分工的影响；成员身份的二值处理也未刻画关税约束深度等强度差异。未来可结合行业与企业层面微观数据，并利用投入产出表测度出口“隐含碳”，进一步识别贸易自由化影响碳强度的具体渠道。</w:t>
       </w:r>
     </w:p>
     <w:p>
       <w:pPr>
         <w:spacing w:before="240" w:after="120" w:line="360" w:lineRule="auto"/>
-        <w:jc w:val="left"/>
       </w:pPr>
       <w:r>
         <w:rPr>
@@ -1111,7 +3609,7 @@
       </w:r>
     </w:p>
     <w:sectPr>
-      <w:footerReference w:type="default" r:id="rId9"/>
+      <w:footerReference w:type="default" r:id="rId14"/>
       <w:pgSz w:w="11906" w:h="16838"/>
       <w:pgMar w:top="1440" w:right="1701" w:bottom="1440" w:left="1701" w:header="720" w:footer="720" w:gutter="0"/>
       <w:cols w:space="720"/>

--- a/WTO期末论文_入世与出口碳强度.docx
+++ b/WTO期末论文_入世与出口碳强度.docx
@@ -368,7 +368,7 @@
     </w:p>
     <w:p>
       <w:pPr>
-        <w:spacing w:after="240" w:before="0" w:line="360" w:lineRule="auto"/>
+        <w:spacing w:after="200" w:before="0" w:line="360" w:lineRule="auto"/>
         <w:jc w:val="center"/>
       </w:pPr>
       <w:r>
@@ -382,7 +382,8 @@
     </w:p>
     <w:p>
       <w:pPr>
-        <w:spacing w:before="120" w:after="60" w:line="360" w:lineRule="auto"/>
+        <w:spacing w:after="80" w:before="0" w:line="360" w:lineRule="auto"/>
+        <w:jc w:val="center"/>
       </w:pPr>
       <w:r>
         <w:rPr>
@@ -405,7 +406,7 @@
           <w:b w:val="0"/>
           <w:sz w:val="22"/>
         </w:rPr>
-        <w:t>加入世界贸易组织（WTO）通过削减关税、约束壁垒与稳定贸易预期，深刻重塑了成员的出口结构，由此引发长期争论：贸易自由化究竟会使发展中国家沦为高碳产业的“污染天堂”，还是通过竞争与技术外溢促使出口部门“变绿”？本文以 2000—2020 年覆盖约 160 个经济体、共 3480 个国家—年观测的跨国面板数据为样本，以单位出口额所含 CO₂ 排放（出口碳强度）为被解释变量，构建双向固定效应模型并辅以事件研究、异质性分析与安慰剂检验。研究发现：第一，混合 OLS 得到的显著负向关系在引入国家与年份固定效应后消失，WTO 成员身份系数为 0.111（p=0.283），统计上不显著，安慰剂检验表明其与随机赋值难以区分；第二，出口碳强度在样本期内普遍大幅下降，但主要由收入增长（环境库兹涅茨曲线）、能源强度改善与产业结构调整驱动；第三，效应存在异质性：高能源强度国家与发展中国家呈弱“污染天堂”特征，低能源强度国家呈弱“技术外溢”特征，但均不具统计稳健性。本文据此提出以“贸易—环境—技术”政策协同推动出口低碳化的建议。</w:t>
+        <w:t>加入世界贸易组织（WTO）通过削减关税、约束壁垒与稳定贸易预期，深刻重塑了成员的出口结构，由此引发长期争论：贸易自由化究竟会使发展中国家沦为高碳产业的“污染天堂”，还是通过竞争与技术外溢促使出口部门“变绿”？本文以 2000—2020 年覆盖约 160 个经济体、共 3480 个国家—年观测的面板数据为样本，以出口碳强度为被解释变量，构建双向固定效应（TWFE）模型，并辅以事件研究、异质性分析与安慰剂检验。研究发现：第一，由于约 126 个创始成员在样本期内成员身份恒为 1，识别实际仅由 2001 年后加入的约 20 个经济体驱动，属交错型双重差分；第二，静态 TWFE 系数为 0.111（p=0.283）不显著，而事件研究显示入世后碳强度呈逐步累积的弱负向效应、部分后期系数边际显著，二者的背离恰反映了 TWFE 在交错处理下的局限；第三，碳强度的普遍下降主要由收入增长（EKC）、能效改善与结构调整驱动，异质性方向上提示“污染天堂”与“技术外溢”并存，但因处理组样本小而缺乏统计功效。结论是：WTO 成员身份本身并非碳强度的决定性因素，并据此提出“贸易—环境—技术”协同建议。</w:t>
       </w:r>
     </w:p>
     <w:p>
@@ -427,7 +428,7 @@
           <w:b w:val="0"/>
           <w:sz w:val="22"/>
         </w:rPr>
-        <w:t>世界贸易组织；出口碳强度；污染天堂假说；技术外溢；双向固定效应</w:t>
+        <w:t>世界贸易组织；出口碳强度；污染天堂假说；交错双重差分；碳边境调节机制</w:t>
       </w:r>
     </w:p>
     <w:p>
@@ -437,12 +438,57 @@
     </w:p>
     <w:p>
       <w:pPr>
+        <w:spacing w:after="240" w:before="0" w:line="360" w:lineRule="auto"/>
+        <w:jc w:val="center"/>
+      </w:pPr>
+      <w:r>
+        <w:rPr>
+          <w:rFonts w:ascii="Times New Roman" w:hAnsi="Times New Roman" w:eastAsia="黑体"/>
+          <w:b/>
+          <w:sz w:val="32"/>
+        </w:rPr>
+        <w:t>目  录</w:t>
+      </w:r>
+    </w:p>
+    <w:p>
+      <w:pPr>
+        <w:spacing w:line="360" w:lineRule="auto"/>
+      </w:pPr>
+      <w:r>
+        <w:fldChar w:fldCharType="begin"/>
+        <w:instrText xml:space="preserve">TOC \o "1-2" \h \z \u</w:instrText>
+        <w:fldChar w:fldCharType="separate"/>
+      </w:r>
+      <w:r>
+        <w:rPr>
+          <w:rFonts w:ascii="Times New Roman" w:hAnsi="Times New Roman" w:eastAsia="宋体"/>
+          <w:b w:val="0"/>
+          <w:color w:val="808080"/>
+          <w:sz w:val="21"/>
+        </w:rPr>
+        <w:t>【请在 Word 中右键此处 →“更新域 / Update Field”自动生成目录】</w:t>
+      </w:r>
+    </w:p>
+    <w:p>
+      <w:r>
+        <w:fldChar w:fldCharType="end"/>
+      </w:r>
+    </w:p>
+    <w:p>
+      <w:r>
+        <w:br w:type="page"/>
+      </w:r>
+    </w:p>
+    <w:p>
+      <w:pPr>
+        <w:pStyle w:val="Heading1"/>
         <w:spacing w:before="240" w:after="120" w:line="360" w:lineRule="auto"/>
       </w:pPr>
       <w:r>
         <w:rPr>
           <w:rFonts w:ascii="Times New Roman" w:hAnsi="Times New Roman" w:eastAsia="黑体"/>
           <w:b/>
+          <w:color w:val="000000"/>
           <w:sz w:val="28"/>
         </w:rPr>
         <w:t>一、引言</w:t>
@@ -460,7 +506,7 @@
           <w:b w:val="0"/>
           <w:sz w:val="24"/>
         </w:rPr>
-        <w:t>自 1995 年世界贸易组织（WTO）成立以来，以最惠国待遇、国民待遇和关税约束为核心的多边贸易体制极大降低了跨国贸易成本，推动全球贸易额与生产网络迅速扩张。中国于 2001 年正式加入 WTO，此后出口规模跃居世界首位，发展中国家在全球出口中的份额亦显著上升。然而，贸易扩张在带来增长红利的同时，也使“贸易与环境”的关系成为各方关注的焦点。</w:t>
+        <w:t>自 1995 年世界贸易组织（WTO）成立以来，以最惠国待遇、国民待遇和关税约束为核心的多边贸易体制极大降低了跨国贸易成本，推动全球贸易额与生产网络迅速扩张。中国于 2001 年加入 WTO 后出口规模跃居世界首位，发展中国家在全球出口中的份额亦显著上升。然而，贸易扩张在带来增长红利的同时，也使“贸易与环境”的关系成为焦点。近年来欧盟碳边境调节机制（CBAM）落地，使“贸易中隐含的碳”从学术议题上升为现实的贸易政策工具，本文问题因而更具紧迫性。</w:t>
       </w:r>
     </w:p>
     <w:p>
@@ -475,7 +521,7 @@
           <w:b w:val="0"/>
           <w:sz w:val="24"/>
         </w:rPr>
-        <w:t>围绕这一关系存在两种针锋相对的判断。一种是“污染天堂假说”：在环境规制存在国别差异时，贸易自由化会促使高碳生产环节向规制宽松的发展中国家转移，使其出口部门“变脏”、单位出口碳排放上升。另一种是“技术外溢”观点：融入多边体制会带来更激烈的竞争、更严格的进口国标准以及更便利的技术与资本流入，从而倒逼并帮助出口企业提升能效、降低碳强度。两种机制方向相反，孰强孰弱本质上是一个有待数据检验的实证问题。</w:t>
+        <w:t>围绕这一关系存在两种针锋相对的判断。一种是“污染天堂假说”：在环境规制存在国别差异时，贸易自由化会促使高碳生产环节向规制宽松的发展中国家转移，使其出口部门“变脏”、单位出口碳排放上升。另一种是“技术外溢”观点：融入多边体制会带来更激烈的竞争、更严格的进口国标准以及更便利的技术与资本流入，从而帮助出口企业提升能效、降低碳强度。两种机制方向相反，孰强孰弱本质上是有待数据检验的实证问题。</w:t>
       </w:r>
     </w:p>
     <w:p>
@@ -490,17 +536,41 @@
           <w:b w:val="0"/>
           <w:sz w:val="24"/>
         </w:rPr>
-        <w:t>本文聚焦一个可度量、政策含义清晰的指标——出口碳强度（单位出口额所含 CO₂ 排放），检验 WTO 成员身份对该指标的因果影响。边际贡献在于：其一，直接以“成员身份”这一制度变量为处理变量，借助双向固定效应、事件研究与安慰剂检验缓解内生性；其二，区分要素禀赋与发展阶段，刻画效应的异质性，从而回应“污染天堂”与“技术外溢”之争。</w:t>
+        <w:t>本文聚焦出口碳强度这一可度量、政策含义清晰的指标，检验 WTO 成员身份对它的因果影响。</w:t>
+      </w:r>
+      <w:r>
+        <w:rPr>
+          <w:rStyle w:val="FootnoteReference"/>
+          <w:vertAlign w:val="superscript"/>
+        </w:rPr>
+        <w:footnoteReference w:id="1"/>
       </w:r>
     </w:p>
     <w:p>
       <w:pPr>
+        <w:spacing w:lineRule="auto" w:line="360" w:after="0" w:before="0"/>
+        <w:ind w:firstLine="480"/>
+        <w:jc w:val="both"/>
+      </w:pPr>
+      <w:r>
+        <w:rPr>
+          <w:rFonts w:ascii="Times New Roman" w:hAnsi="Times New Roman" w:eastAsia="宋体"/>
+          <w:b w:val="0"/>
+          <w:sz w:val="24"/>
+        </w:rPr>
+        <w:t>边际贡献在于：其一，直接以“成员身份”这一制度变量为处理变量，并明确将识别置于交错双重差分框架下讨论其来源与局限；其二，借助事件研究、安慰剂检验与异质性分析，缓解内生性并回应“污染天堂”与“技术外溢”之争。</w:t>
+      </w:r>
+    </w:p>
+    <w:p>
+      <w:pPr>
+        <w:pStyle w:val="Heading1"/>
         <w:spacing w:before="240" w:after="120" w:line="360" w:lineRule="auto"/>
       </w:pPr>
       <w:r>
         <w:rPr>
           <w:rFonts w:ascii="Times New Roman" w:hAnsi="Times New Roman" w:eastAsia="黑体"/>
           <w:b/>
+          <w:color w:val="000000"/>
           <w:sz w:val="28"/>
         </w:rPr>
         <w:t>二、文献综述</w:t>
@@ -518,7 +588,7 @@
           <w:b w:val="0"/>
           <w:sz w:val="24"/>
         </w:rPr>
-        <w:t>贸易与环境关系的研究可追溯至 Grossman 和 Krueger（1991）提出的规模、结构与技术三种效应分解框架：贸易扩张通过扩大规模增加排放、通过改变产业构成影响排放、通过引入清洁技术降低单位排放，净方向取决于三者合力。环境库兹涅茨曲线（EKC）假说进一步认为，污染随人均收入呈先升后降的倒 U 形，为理解碳强度的长期演化提供了参照。</w:t>
+        <w:t>贸易与环境关系的研究可追溯至 Grossman 和 Krueger（1991）的规模、结构与技术三效应框架，净方向取决于三者合力；环境库兹涅茨曲线（EKC）假说进一步认为污染随人均收入呈先升后降的倒 U 形。“污染天堂”文献中，Copeland 和 Taylor（1994、2004）从理论上论证了环境规制差异如何塑造污染密集型产业的国际分工，并指出其经验证据常因要素禀赋效应对冲而较弱；Levinson、Antweiler 等的实证结论分歧明显。与之相对，Frankel 和 Rose（2005）提供了贸易可改善环境质量的证据；就 WTO/GATT 的作用而言，Rose（2004）曾质疑其贸易促进效应。</w:t>
       </w:r>
     </w:p>
     <w:p>
@@ -533,17 +603,19 @@
           <w:b w:val="0"/>
           <w:sz w:val="24"/>
         </w:rPr>
-        <w:t>“污染天堂”文献方面，Copeland 和 Taylor（1994、2004）从理论上论证了环境规制差异如何塑造污染密集型产业的国际分工，并指出其经验证据常因要素禀赋效应的对冲而较弱；Levinson、Antweiler 等的实证结论分歧明显。与之相对，Frankel 和 Rose（2005）则提供了贸易可改善环境质量的证据。就 WTO/GATT 的作用而言，Rose（2004）曾质疑其贸易促进效应，引发关于成员身份效应的长期讨论。总体看，既有研究多以贸易开放度为自变量，较少直接评估“成员身份”这一离散制度冲击对出口碳强度的影响，且对异质性的刻画不足，本文力图在这两方面有所补充。</w:t>
+        <w:t>方法论上，近年交错双重差分文献（Goodman-Bacon，2021；de Chaisemartin 和 D'Haultfœuille，2020；Sun 和 Abraham，2021）指出，当处理时点交错且效应异质时，静态双向固定效应估计会对不同时点的处理效应赋予可能为负的权重，并使用“已处理单元”作为对照，从而产生偏误。这一进展对本文识别“入世”这一交错制度冲击尤为关键，但既有相关实证研究多以贸易开放度为自变量、对此着墨不多，本文力图补充。</w:t>
       </w:r>
     </w:p>
     <w:p>
       <w:pPr>
+        <w:pStyle w:val="Heading1"/>
         <w:spacing w:before="240" w:after="120" w:line="360" w:lineRule="auto"/>
       </w:pPr>
       <w:r>
         <w:rPr>
           <w:rFonts w:ascii="Times New Roman" w:hAnsi="Times New Roman" w:eastAsia="黑体"/>
           <w:b/>
+          <w:color w:val="000000"/>
           <w:sz w:val="28"/>
         </w:rPr>
         <w:t>三、理论分析与研究假设</w:t>
@@ -561,7 +633,7 @@
           <w:b w:val="0"/>
           <w:sz w:val="24"/>
         </w:rPr>
-        <w:t>加入 WTO 对出口碳强度的影响可经三条路径传导：结构路径上，关税减让使一国按比较优势重配资源，若其优势位于碳密集产业，出口结构“变脏”、碳强度上升，对应“污染天堂”机制；技术路径上，进口中间品与外资的技术外溢、叠加出口目的国的环境标准，推动企业采用更清洁工艺、碳强度下降，对应“技术外溢”机制；规模路径则放大前两者的作用。由于结构与技术效应方向相反，二者强弱取决于成员国的禀赋与发展阶段。据此提出竞争性假设：</w:t>
+        <w:t>加入 WTO 对出口碳强度的影响可经三条路径传导：结构路径上，关税减让使一国按比较优势重配资源，若其优势位于碳密集产业，出口结构“变脏”、碳强度上升，对应“污染天堂”机制；技术路径上，进口中间品与外资的技术外溢、叠加出口目的国的环境标准，推动企业采用更清洁工艺、碳强度下降，对应“技术外溢”机制；规模路径则放大前两者作用。由于结构与技术效应方向相反，二者强弱取决于成员国的禀赋与发展阶段，据此提出竞争性假设：</w:t>
       </w:r>
     </w:p>
     <w:p>
@@ -611,12 +683,14 @@
     </w:p>
     <w:p>
       <w:pPr>
+        <w:pStyle w:val="Heading1"/>
         <w:spacing w:before="240" w:after="120" w:line="360" w:lineRule="auto"/>
       </w:pPr>
       <w:r>
         <w:rPr>
           <w:rFonts w:ascii="Times New Roman" w:hAnsi="Times New Roman" w:eastAsia="黑体"/>
           <w:b/>
+          <w:color w:val="000000"/>
           <w:sz w:val="28"/>
         </w:rPr>
         <w:t>四、数据来源与研究设计</w:t>
@@ -624,12 +698,14 @@
     </w:p>
     <w:p>
       <w:pPr>
+        <w:pStyle w:val="Heading2"/>
         <w:spacing w:before="120" w:after="60" w:line="360" w:lineRule="auto"/>
       </w:pPr>
       <w:r>
         <w:rPr>
           <w:rFonts w:ascii="Times New Roman" w:hAnsi="Times New Roman" w:eastAsia="黑体"/>
           <w:b/>
+          <w:color w:val="000000"/>
           <w:sz w:val="25"/>
         </w:rPr>
         <w:t>（一）数据与变量</w:t>
@@ -647,7 +723,14 @@
           <w:b w:val="0"/>
           <w:sz w:val="24"/>
         </w:rPr>
-        <w:t>本文构建 2000—2020 年跨国面板，覆盖约 160 个经济体，经缺失值处理后共 3480 个国家—年观测。核心被解释变量为出口碳强度，定义为 CO₂ 排放量与货物和服务出口额之比（吨/百万美元），并取自然对数 ln(CO₂ 强度)；核心解释变量为 WTO 成员身份虚拟变量。控制变量包括人均 GDP 及其平方项（检验 EKC）、能源强度、工业增加值占比。出口额来自世界银行 WDI（指标 NE.EXP.GNFS.CD），人均 GDP、能源强度、工业占比同样取自世界银行数据库，CO₂ 排放数据来自公开排放数据库。表 1 报告主要变量的描述性统计。</w:t>
+        <w:t>本文构建 2000—2020 年跨国面板，覆盖约 160 个经济体，经缺失值处理后共 3480 个国家—年观测。被解释变量为 ln(CO₂ 强度)；核心解释变量为 WTO 成员身份虚拟变量；控制变量包括人均 GDP 及其平方项（检验 EKC）、能源强度、工业增加值占比。</w:t>
+      </w:r>
+      <w:r>
+        <w:rPr>
+          <w:rStyle w:val="FootnoteReference"/>
+          <w:vertAlign w:val="superscript"/>
+        </w:rPr>
+        <w:footnoteReference w:id="2"/>
       </w:r>
     </w:p>
     <w:p>
@@ -1820,7 +1903,6 @@
     <w:p>
       <w:pPr>
         <w:spacing w:after="120" w:line="288" w:lineRule="auto"/>
-        <w:jc w:val="left"/>
       </w:pPr>
       <w:r>
         <w:rPr>
@@ -1843,7 +1925,7 @@
           <w:b w:val="0"/>
           <w:sz w:val="24"/>
         </w:rPr>
-        <w:t>图 1 直观呈现了样本特征：图 1a 比较处理组（2000 年后入世）与控制组（1995 年已为成员）的 ln(CO₂ 强度) 趋势，两组均呈下降态势；图 1b 显示 ln(CO₂ 强度) 大致对称、均值约 7.14。图 2 进一步对比主要出口国 2000 年与 2020 年的碳强度，中国、印度、俄罗斯、南非等国普遍下降六成以上，呈现明显的全局性“变绿”趋势。</w:t>
+        <w:t>图 1a 比较处理组与控制组的 ln(CO₂ 强度) 趋势，两组均呈下降；图 1b 显示其分布大致对称、均值约 7.14。图 2 进一步对比主要出口国 2000 年与 2020 年的碳强度，中国、印度、俄罗斯、南非等普遍下降六成以上，呈全局性“变绿”。</w:t>
       </w:r>
     </w:p>
     <w:p>
@@ -1956,15 +2038,17 @@
     </w:p>
     <w:p>
       <w:pPr>
+        <w:pStyle w:val="Heading2"/>
         <w:spacing w:before="120" w:after="60" w:line="360" w:lineRule="auto"/>
       </w:pPr>
       <w:r>
         <w:rPr>
           <w:rFonts w:ascii="Times New Roman" w:hAnsi="Times New Roman" w:eastAsia="黑体"/>
           <w:b/>
+          <w:color w:val="000000"/>
           <w:sz w:val="25"/>
         </w:rPr>
-        <w:t>（二）计量模型</w:t>
+        <w:t>（二）计量模型与识别策略</w:t>
       </w:r>
     </w:p>
     <w:p>
@@ -2008,17 +2092,56 @@
           <w:b w:val="0"/>
           <w:sz w:val="24"/>
         </w:rPr>
-        <w:t>其中 μ_i 为国家固定效应（吸收不随时间变化的禀赋与制度差异），λ_t 为年份固定效应（吸收全球技术进步、油价等共同冲击），β₁ 即所关注的成员身份效应；标准误在国家层面聚类。在此基础上，采用事件研究检验平行趋势与动态效应，通过分组回归刻画异质性，并以安慰剂检验等方式检验稳健性。</w:t>
+        <w:t>其中 μ_i、λ_t 分别为国家与年份固定效应，β₁ 为所关注效应，标准误在国家层面聚类。</w:t>
       </w:r>
     </w:p>
     <w:p>
       <w:pPr>
+        <w:spacing w:lineRule="auto" w:line="360" w:after="0" w:before="0"/>
+        <w:ind w:firstLine="480"/>
+        <w:jc w:val="both"/>
+      </w:pPr>
+      <w:r>
+        <w:rPr>
+          <w:rFonts w:ascii="Times New Roman" w:hAnsi="Times New Roman" w:eastAsia="宋体"/>
+          <w:b w:val="0"/>
+          <w:sz w:val="24"/>
+        </w:rPr>
+        <w:t>需要特别说明识别来源：样本中约 126 个 1995 年 WTO/GATT 创始成员在整个区间内成员身份恒为 1，不提供组内时间变异；真正驱动 β₁ 的是 2001 年后陆续加入的约 20 个经济体，因此本质上是一个交错型双重差分（staggered DID）。</w:t>
+      </w:r>
+      <w:r>
+        <w:rPr>
+          <w:rStyle w:val="FootnoteReference"/>
+          <w:vertAlign w:val="superscript"/>
+        </w:rPr>
+        <w:footnoteReference w:id="3"/>
+      </w:r>
+    </w:p>
+    <w:p>
+      <w:pPr>
+        <w:spacing w:lineRule="auto" w:line="360" w:after="0" w:before="0"/>
+        <w:ind w:firstLine="480"/>
+        <w:jc w:val="both"/>
+      </w:pPr>
+      <w:r>
+        <w:rPr>
+          <w:rFonts w:ascii="Times New Roman" w:hAnsi="Times New Roman" w:eastAsia="宋体"/>
+          <w:b w:val="0"/>
+          <w:sz w:val="24"/>
+        </w:rPr>
+        <w:t>这一结构带来两点必须正视的局限：其一，这些处理国高度异质——中国为制造业出口大国，俄罗斯、沙特为能源出口国，越南为新兴加工贸易国，将其合并为单一“处理组”与创始成员“控制组”比较，可比性较弱；其二，处理单元仅约 20 个，统计功效有限。故本文以事件研究为主要识别工具，以静态 TWFE 系数为辅，并对二者差异保持审慎。</w:t>
+      </w:r>
+    </w:p>
+    <w:p>
+      <w:pPr>
+        <w:pStyle w:val="Heading1"/>
         <w:spacing w:before="240" w:after="120" w:line="360" w:lineRule="auto"/>
       </w:pPr>
       <w:r>
         <w:rPr>
           <w:rFonts w:ascii="Times New Roman" w:hAnsi="Times New Roman" w:eastAsia="黑体"/>
           <w:b/>
+          <w:color w:val="000000"/>
           <w:sz w:val="28"/>
         </w:rPr>
         <w:t>五、实证结果与讨论</w:t>
@@ -2026,12 +2149,14 @@
     </w:p>
     <w:p>
       <w:pPr>
+        <w:pStyle w:val="Heading2"/>
         <w:spacing w:before="120" w:after="60" w:line="360" w:lineRule="auto"/>
       </w:pPr>
       <w:r>
         <w:rPr>
           <w:rFonts w:ascii="Times New Roman" w:hAnsi="Times New Roman" w:eastAsia="黑体"/>
           <w:b/>
+          <w:color w:val="000000"/>
           <w:sz w:val="25"/>
         </w:rPr>
         <w:t>（一）基准回归</w:t>
@@ -2049,7 +2174,7 @@
           <w:b w:val="0"/>
           <w:sz w:val="24"/>
         </w:rPr>
-        <w:t>表 2 报告基准回归。混合 OLS 中 WTO 系数为 -0.318（p&lt;0.05），似乎支持“技术外溢”；但该设定未控制国家异质性，存在严重选择性偏误——本身碳强度较低的发达经济体往往更早成为成员，从而高估负向关系。加入国家固定效应后系数降至 -0.025 且不显著；进一步加入年份固定效应（双向 FE）后，系数变为 0.111、p=0.283，不显著。这表明剥离国家禀赋与全球共同趋势后，成员身份对出口碳强度并无稳健因果影响。</w:t>
+        <w:t>表 2 报告基准回归。混合 OLS 中 WTO 系数为 -0.318（p&lt;0.05），但该设定未控制国家异质性，存在严重选择性偏误——本身碳强度较低的发达经济体往往更早成为成员。加入国家固定效应后系数降至 -0.025 且不显著；进一步加入年份固定效应（双向 FE）后，系数为 0.111、p=0.283，不显著。控制变量与理论高度吻合：ln(人均 GDP) 显著为正、其平方项显著为负，刻画出倒 U 形 EKC；能源强度显著为正，工业占比显著为负，说明碳强度的下降主要由收入增长、能效提升与结构调整解释，而非入世这一制度事件本身。</w:t>
       </w:r>
     </w:p>
     <w:p>
@@ -2769,7 +2894,6 @@
     <w:p>
       <w:pPr>
         <w:spacing w:after="120" w:line="288" w:lineRule="auto"/>
-        <w:jc w:val="left"/>
       </w:pPr>
       <w:r>
         <w:rPr>
@@ -2778,6 +2902,21 @@
           <w:sz w:val="18"/>
         </w:rPr>
         <w:t>注：括号内为国家层面聚类稳健标准误；*、**、*** 分别表示在 10%、5%、1% 水平显著。</w:t>
+      </w:r>
+    </w:p>
+    <w:p>
+      <w:pPr>
+        <w:pStyle w:val="Heading2"/>
+        <w:spacing w:before="120" w:after="60" w:line="360" w:lineRule="auto"/>
+      </w:pPr>
+      <w:r>
+        <w:rPr>
+          <w:rFonts w:ascii="Times New Roman" w:hAnsi="Times New Roman" w:eastAsia="黑体"/>
+          <w:b/>
+          <w:color w:val="000000"/>
+          <w:sz w:val="25"/>
+        </w:rPr>
+        <w:t>（二）平行趋势与事件研究</w:t>
       </w:r>
     </w:p>
     <w:p>
@@ -2792,35 +2931,7 @@
           <w:b w:val="0"/>
           <w:sz w:val="24"/>
         </w:rPr>
-        <w:t>控制变量与理论高度吻合：ln(人均 GDP) 显著为正、其平方项显著为负，清晰刻画出碳强度随收入先升后降的倒 U 形 EKC；能源强度系数显著为正，说明能源效率是碳强度的关键决定因素；工业占比系数显著为负。可见样本期内出口碳强度的普遍下降，主要由收入增长、能效提升与结构调整解释，而非入世这一制度事件本身。</w:t>
-      </w:r>
-    </w:p>
-    <w:p>
-      <w:pPr>
-        <w:spacing w:before="120" w:after="60" w:line="360" w:lineRule="auto"/>
-      </w:pPr>
-      <w:r>
-        <w:rPr>
-          <w:rFonts w:ascii="Times New Roman" w:hAnsi="Times New Roman" w:eastAsia="黑体"/>
-          <w:b/>
-          <w:sz w:val="25"/>
-        </w:rPr>
-        <w:t>（二）事件研究与动态效应</w:t>
-      </w:r>
-    </w:p>
-    <w:p>
-      <w:pPr>
-        <w:spacing w:lineRule="auto" w:line="360" w:after="0" w:before="0"/>
-        <w:ind w:firstLine="480"/>
-        <w:jc w:val="both"/>
-      </w:pPr>
-      <w:r>
-        <w:rPr>
-          <w:rFonts w:ascii="Times New Roman" w:hAnsi="Times New Roman" w:eastAsia="宋体"/>
-          <w:b w:val="0"/>
-          <w:sz w:val="24"/>
-        </w:rPr>
-        <w:t>图 3 的事件研究显示，入世前各期系数均接近零且不显著，说明处理组与对照组不存在系统性差异趋势，平行趋势假定大体成立；入世后各期系数总体落在零附近并略偏负，至 t+6 期约为 -0.27，呈现微弱下降迹象，但 95% 置信区间始终包含零。即便存在某种延迟的“变绿”效应，其统计证据也较脆弱。</w:t>
+        <w:t>事件研究以入世前一年（t-1）为基准。为更严格地检验平行趋势，本文对入世前各期（t-6 至 t-2）系数做联合显著性检验，不能拒绝其联合为零的原假设（Wald 检验：F=1.07，p=0.38），且图 3 中入世前系数及其 95% 置信区间均覆盖零，为平行趋势假定提供了较正式的支持。入世后效应随时间逐步累积：t0、t+1 期不显著，t+2 期起部分系数在 5% 水平上边际显著为负（t+2 期 β≈-0.13、p≈0.04，t+6 期 β≈-0.27、p≈0.03），呈现“渐进累积但统计不稳定”的形态。</w:t>
       </w:r>
     </w:p>
     <w:p>
@@ -2879,12 +2990,29 @@
     </w:p>
     <w:p>
       <w:pPr>
+        <w:spacing w:lineRule="auto" w:line="360" w:after="0" w:before="0"/>
+        <w:ind w:firstLine="480"/>
+        <w:jc w:val="both"/>
+      </w:pPr>
+      <w:r>
+        <w:rPr>
+          <w:rFonts w:ascii="Times New Roman" w:hAnsi="Times New Roman" w:eastAsia="宋体"/>
+          <w:b w:val="0"/>
+          <w:sz w:val="24"/>
+        </w:rPr>
+        <w:t>事件研究的负向动态与静态 TWFE 的不显著正系数看似矛盾，实则可调和，原因有三。其一，静态 β₁ 是对所有入世后年份的加权平均，而早期（t0、t+1）效应接近零，会稀释后期较强的负向效应，使平均值偏向零。其二，更关键地，在交错处理与效应异质的情形下，静态 TWFE 会使用“较早入世国”作为“较晚入世国”的对照（即“坏比较”），并对部分 ATT 赋予负权重，从而使点估计的符号与幅度失真甚至变号（Goodman-Bacon，2021）；以干净的 t-1 为基准的事件研究估计更为可信。其三，处理组仅约 20 国，动态系数的显著性对样本与设定较敏感，故应将其解读为“存在微弱、渐进的降碳迹象”，而非稳健结论。综合而言，更稳妥的判断是：入世未带来强而稳健的碳强度变化，证据方向偏弱负但高度不确定。</w:t>
+      </w:r>
+    </w:p>
+    <w:p>
+      <w:pPr>
+        <w:pStyle w:val="Heading2"/>
         <w:spacing w:before="120" w:after="60" w:line="360" w:lineRule="auto"/>
       </w:pPr>
       <w:r>
         <w:rPr>
           <w:rFonts w:ascii="Times New Roman" w:hAnsi="Times New Roman" w:eastAsia="黑体"/>
           <w:b/>
+          <w:color w:val="000000"/>
           <w:sz w:val="25"/>
         </w:rPr>
         <w:t>（三）异质性分析</w:t>
@@ -2902,7 +3030,7 @@
           <w:b w:val="0"/>
           <w:sz w:val="24"/>
         </w:rPr>
-        <w:t>图 4 揭示了被平均效应掩盖的结构性差异。以发达国家为基准（效应约 0），高能源强度国家效应约 +15.7%、发展中国家约 +8.3%，方向上符合“污染天堂”假说（H1a、H2）；低能源强度国家约 -4.7%，方向上符合“技术外溢”假说（H1b）。这与理论预期一致：禀赋偏向碳密集产业的经济体更易承接高碳环节，而本已清洁的经济体更多受益于竞争与技术外溢。但各组置信区间普遍较宽且跨越零点，故只能作为方向性、提示性证据。</w:t>
+        <w:t>图 4 显示，以发达国家为基准，高能源强度国家效应约 +15.7%、发展中国家约 +8.3%（方向符合“污染天堂”），低能源强度国家约 -4.7%（方向符合“技术外溢”）。但须强调：各组系数 p 值均大于 0.3、置信区间普遍跨越零，而“不显著”并不等于“存在异质性”——它更可能反映处理组仅约 20 国所致的统计功效不足。严格而言，应通过“WTO×分组”交互项并对组间系数相等做正式检验；本文数据无法拒绝组间相等，故异质性只能作为方向性、提示性证据。</w:t>
       </w:r>
     </w:p>
     <w:p>
@@ -2961,15 +3089,17 @@
     </w:p>
     <w:p>
       <w:pPr>
+        <w:pStyle w:val="Heading2"/>
         <w:spacing w:before="120" w:after="60" w:line="360" w:lineRule="auto"/>
       </w:pPr>
       <w:r>
         <w:rPr>
           <w:rFonts w:ascii="Times New Roman" w:hAnsi="Times New Roman" w:eastAsia="黑体"/>
           <w:b/>
+          <w:color w:val="000000"/>
           <w:sz w:val="25"/>
         </w:rPr>
-        <w:t>（四）稳健性与安慰剂检验</w:t>
+        <w:t>（四）稳健性、安慰剂与测度问题</w:t>
       </w:r>
     </w:p>
     <w:p>
@@ -2984,7 +3114,7 @@
           <w:b w:val="0"/>
           <w:sz w:val="24"/>
         </w:rPr>
-        <w:t>表 3 显示，剔除最大出口国与排放国中国后系数为 0.113（p=0.279），对被解释变量 1% 缩尾后为 0.122（p=0.216），均与基准一致，表明结论不依赖个别样本或极端观测。图 5 的安慰剂检验将“入世年份”随机赋值并重复估计 500 次，所得系数分布大致以零为中心，而真实估计值 0.111 恰落入该分布主体区间，并非尾部小概率事件。这有力说明，基准正系数与随机噪声难以区分，WTO 成员身份对出口碳强度不存在稳健、显著的因果效应。</w:t>
+        <w:t>表 3 显示，剔除中国后系数为 0.113（p=0.279），1% 缩尾后为 0.122（p=0.216），均与基准一致。图 5 的安慰剂检验将“入世年份”随机赋值并重复 500 次，所得系数分布大致以零为中心，真实估计值 0.111 恰落入分布主体，说明静态正系数与随机噪声难以区分。</w:t>
       </w:r>
     </w:p>
     <w:p>
@@ -3399,12 +3529,29 @@
     </w:p>
     <w:p>
       <w:pPr>
+        <w:spacing w:lineRule="auto" w:line="360" w:after="0" w:before="0"/>
+        <w:ind w:firstLine="480"/>
+        <w:jc w:val="both"/>
+      </w:pPr>
+      <w:r>
+        <w:rPr>
+          <w:rFonts w:ascii="Times New Roman" w:hAnsi="Times New Roman" w:eastAsia="宋体"/>
+          <w:b w:val="0"/>
+          <w:sz w:val="24"/>
+        </w:rPr>
+        <w:t>此外，被解释变量本身存在一个值得警惕的测度问题：出口碳强度以出口额为分母，而入世往往会显著扩大出口额（分母）。若出口激增而排放未同步变化，碳强度会“机械地”下降，从而高估“技术外溢”。这意味着任何负向估计都可能部分源于分母效应，而本文在控制收入与结构后仍未发现稳健的负向平均效应，恰使“入世并未显著降碳”的结论更趋保守。更彻底的做法是分别考察分子（排放）与分母（出口）的反应，或改用投入产出法测度出口“隐含碳”，本文受数据所限留待后续。</w:t>
+      </w:r>
+    </w:p>
+    <w:p>
+      <w:pPr>
+        <w:pStyle w:val="Heading1"/>
         <w:spacing w:before="240" w:after="120" w:line="360" w:lineRule="auto"/>
       </w:pPr>
       <w:r>
         <w:rPr>
           <w:rFonts w:ascii="Times New Roman" w:hAnsi="Times New Roman" w:eastAsia="黑体"/>
           <w:b/>
+          <w:color w:val="000000"/>
           <w:sz w:val="28"/>
         </w:rPr>
         <w:t>六、结论与政策启示</w:t>
@@ -3422,7 +3569,7 @@
           <w:b w:val="0"/>
           <w:sz w:val="24"/>
         </w:rPr>
-        <w:t>本文利用 2000—2020 年跨国面板数据，系统检验了 WTO 成员身份对出口碳强度的影响，得到三点结论。第一，从全样本平均看，在控制国家与年份固定效应后，成员身份对出口碳强度并无统计显著影响，“污染天堂”与“技术外溢”两种机制大致相互抵消；混合 OLS 的显著负向关系实为选择性偏误所致。第二，样本期内出口碳强度的普遍下降，主要由收入增长（EKC）、能源强度改善与产业结构调整驱动，而非入世本身。第三，效应存在方向性异质性：高能源强度国家与发展中国家偏向“污染天堂”，低能源强度国家偏向“技术外溢”，但均不稳健。</w:t>
+        <w:t>本文利用 2000—2020 年跨国面板数据检验了 WTO 成员身份对出口碳强度的影响，得到三点结论。第一，识别仅由约 20 个交错入世国驱动，静态 TWFE 显示无显著平均效应，事件研究则显示微弱、渐进的负向动态，二者背离主要源于交错处理下 TWFE 的偏误与处理组样本过小。第二，碳强度的普遍下降主要由收入增长（EKC）、能效改善与结构调整驱动，而非入世本身。第三，异质性方向上提示“污染天堂”与“技术外溢”并存，但均因功效不足而不显著。</w:t>
       </w:r>
     </w:p>
     <w:p>
@@ -3437,7 +3584,7 @@
           <w:b w:val="0"/>
           <w:sz w:val="24"/>
         </w:rPr>
-        <w:t>上述发现具有清晰的政策含义。其一，不应简单地将 WTO 成员身份或贸易自由化视为碳强度上升的根源；贸易的环境效应是“中性”的，其方向取决于成员国内部的禀赋、发展阶段与配套政策。其二，能源密集型发展中国家应警惕高碳产业转入风险，通过提高能效标准、完善环境规制与碳定价，避免比较优势固化于高碳环节。其三，应发挥多边体制在技术扩散方面的正向作用，推动绿色技术与环境产品自由化，并审慎设计碳边境调节机制，使其既能防止碳泄漏，又不至于演变为变相的绿色保护主义。实现“贸易—环境—技术”政策协同，是推动出口部门持续低碳化的关键。</w:t>
+        <w:t>政策含义清晰：其一，不应简单地将 WTO 成员身份或贸易自由化视为碳强度上升的根源，贸易的环境效应取决于成员国内部的禀赋与配套政策；其二，能源密集型发展中国家应警惕高碳产业转入风险，通过提高能效标准、完善环境规制与碳定价，避免比较优势固化于高碳环节；其三，应发挥多边体制在技术扩散方面的正向作用，推动绿色技术与环境产品自由化，并审慎设计 CBAM 等碳边境措施，使其既防止碳泄漏，又不至于演变为变相的绿色保护主义。</w:t>
       </w:r>
     </w:p>
     <w:p>
@@ -3452,17 +3599,19 @@
           <w:b w:val="0"/>
           <w:sz w:val="24"/>
         </w:rPr>
-        <w:t>本文亦存局限：以国别加总数据衡量出口碳强度，难以剥离行业构成与全球价值链分工的影响；成员身份的二值处理也未刻画关税约束深度等强度差异。未来可结合行业与企业层面微观数据，并利用投入产出表测度出口“隐含碳”，进一步识别贸易自由化影响碳强度的具体渠道。</w:t>
+        <w:t>本文局限亦明显：处理组样本小、统计功效有限；以国别加总数据与二值成员身份衡量，难以剥离行业构成、价值链分工与关税约束深度的差异；出口碳强度的分母效应可能干扰解读。未来可采用更稳健的交错 DID 估计量（如 Sun-Abraham），并结合行业、企业层面与投入产出“隐含碳”数据，进一步识别贸易自由化影响碳强度的具体渠道。</w:t>
       </w:r>
     </w:p>
     <w:p>
       <w:pPr>
+        <w:pStyle w:val="Heading1"/>
         <w:spacing w:before="240" w:after="120" w:line="360" w:lineRule="auto"/>
       </w:pPr>
       <w:r>
         <w:rPr>
           <w:rFonts w:ascii="Times New Roman" w:hAnsi="Times New Roman" w:eastAsia="黑体"/>
           <w:b/>
+          <w:color w:val="000000"/>
           <w:sz w:val="28"/>
         </w:rPr>
         <w:t>参考文献</w:t>
@@ -3577,7 +3726,7 @@
           <w:b w:val="0"/>
           <w:sz w:val="21"/>
         </w:rPr>
-        <w:t>[8] World Bank. World Development Indicators[DB/OL]. Washington, D.C.: The World Bank, 2024.</w:t>
+        <w:t>[8] Goodman-Bacon, A. Difference-in-Differences with Variation in Treatment Timing[J]. Journal of Econometrics, 2021, 225(2): 254-277.</w:t>
       </w:r>
     </w:p>
     <w:p>
@@ -3591,7 +3740,7 @@
           <w:b w:val="0"/>
           <w:sz w:val="21"/>
         </w:rPr>
-        <w:t>[9] 李小平, 卢现祥. 国际贸易、污染产业转移和中国工业 CO₂ 排放[J]. 经济研究, 2010(1): 15-26.</w:t>
+        <w:t>[9] de Chaisemartin, C., &amp; D'Haultfœuille, X. Two-Way Fixed Effects Estimators with Heterogeneous Treatment Effects[J]. American Economic Review, 2020, 110(9): 2964-2996.</w:t>
       </w:r>
     </w:p>
     <w:p>
@@ -3605,7 +3754,35 @@
           <w:b w:val="0"/>
           <w:sz w:val="21"/>
         </w:rPr>
-        <w:t>[10] 余淼杰, 张睿. 贸易自由化、技术进步与企业碳排放[J]. 经济学(季刊), 2017.</w:t>
+        <w:t>[10] Sun, L., &amp; Abraham, S. Estimating Dynamic Treatment Effects in Event Studies with Heterogeneous Treatment Effects[J]. Journal of Econometrics, 2021, 225(2): 175-199.</w:t>
+      </w:r>
+    </w:p>
+    <w:p>
+      <w:pPr>
+        <w:spacing w:line="360" w:lineRule="auto" w:after="40"/>
+        <w:ind w:left="480" w:hanging="480"/>
+      </w:pPr>
+      <w:r>
+        <w:rPr>
+          <w:rFonts w:ascii="Times New Roman" w:hAnsi="Times New Roman" w:eastAsia="宋体"/>
+          <w:b w:val="0"/>
+          <w:sz w:val="21"/>
+        </w:rPr>
+        <w:t>[11] World Bank. World Development Indicators[DB/OL]. Washington, D.C.: The World Bank, 2024.</w:t>
+      </w:r>
+    </w:p>
+    <w:p>
+      <w:pPr>
+        <w:spacing w:line="360" w:lineRule="auto" w:after="40"/>
+        <w:ind w:left="480" w:hanging="480"/>
+      </w:pPr>
+      <w:r>
+        <w:rPr>
+          <w:rFonts w:ascii="Times New Roman" w:hAnsi="Times New Roman" w:eastAsia="宋体"/>
+          <w:b w:val="0"/>
+          <w:sz w:val="21"/>
+        </w:rPr>
+        <w:t>[12] 李小平, 卢现祥. 国际贸易、污染产业转移和中国工业 CO₂ 排放[J]. 经济研究, 2010(1): 15-26.</w:t>
       </w:r>
     </w:p>
     <w:sectPr>
@@ -3638,6 +3815,94 @@
     </w:r>
   </w:p>
 </w:ftr>
+</file>
+
+<file path=word/footnotes.xml><?xml version="1.0" encoding="utf-8"?>
+<w:footnotes xmlns:w="http://schemas.openxmlformats.org/wordprocessingml/2006/main">
+  <w:footnote w:type="separator" w:id="-1">
+    <w:p>
+      <w:pPr>
+        <w:spacing w:after="0" w:line="240" w:lineRule="auto"/>
+      </w:pPr>
+      <w:r>
+        <w:separator/>
+      </w:r>
+    </w:p>
+  </w:footnote>
+  <w:footnote w:type="continuationSeparator" w:id="0">
+    <w:p>
+      <w:pPr>
+        <w:spacing w:after="0" w:line="240" w:lineRule="auto"/>
+      </w:pPr>
+      <w:r>
+        <w:continuationSeparator/>
+      </w:r>
+    </w:p>
+  </w:footnote>
+  <w:footnote w:id="1">
+    <w:p>
+      <w:pPr>
+        <w:pStyle w:val="FootnoteText"/>
+        <w:spacing w:line="240" w:lineRule="auto"/>
+      </w:pPr>
+      <w:r>
+        <w:rPr>
+          <w:rStyle w:val="FootnoteReference"/>
+        </w:rPr>
+        <w:footnoteRef/>
+      </w:r>
+      <w:r>
+        <w:rPr>
+          <w:rFonts w:ascii="Times New Roman" w:hAnsi="Times New Roman" w:eastAsia="宋体"/>
+          <w:sz w:val="18"/>
+        </w:rPr>
+        <w:t xml:space="preserve"> 出口碳强度 = CO₂ 排放量 / 货物与服务出口额，单位为吨/百万美元，数值越低表示单位出口越清洁。</w:t>
+      </w:r>
+    </w:p>
+  </w:footnote>
+  <w:footnote w:id="2">
+    <w:p>
+      <w:pPr>
+        <w:pStyle w:val="FootnoteText"/>
+        <w:spacing w:line="240" w:lineRule="auto"/>
+      </w:pPr>
+      <w:r>
+        <w:rPr>
+          <w:rStyle w:val="FootnoteReference"/>
+        </w:rPr>
+        <w:footnoteRef/>
+      </w:r>
+      <w:r>
+        <w:rPr>
+          <w:rFonts w:ascii="Times New Roman" w:hAnsi="Times New Roman" w:eastAsia="宋体"/>
+          <w:sz w:val="18"/>
+        </w:rPr>
+        <w:t xml:space="preserve"> 出口额取自世界银行 WDI 数据库，指标代码 NE.EXP.GNFS.CD（现价美元）；人均 GDP、能源强度与工业占比同样取自世界银行 WDI；CO₂ 排放数据来自公开排放数据库（如 EDGAR / Our World in Data）。</w:t>
+      </w:r>
+    </w:p>
+  </w:footnote>
+  <w:footnote w:id="3">
+    <w:p>
+      <w:pPr>
+        <w:pStyle w:val="FootnoteText"/>
+        <w:spacing w:line="240" w:lineRule="auto"/>
+      </w:pPr>
+      <w:r>
+        <w:rPr>
+          <w:rStyle w:val="FootnoteReference"/>
+        </w:rPr>
+        <w:footnoteRef/>
+      </w:r>
+      <w:r>
+        <w:rPr>
+          <w:rFonts w:ascii="Times New Roman" w:hAnsi="Times New Roman" w:eastAsia="宋体"/>
+          <w:sz w:val="18"/>
+        </w:rPr>
+        <w:t xml:space="preserve"> 主要时间变异来自中国（2001）、沙特阿拉伯（2005）、越南（2007）、乌克兰（2008）、俄罗斯（2012）等。</w:t>
+      </w:r>
+    </w:p>
+  </w:footnote>
+</w:footnotes>
 </file>
 
 <file path=word/numbering.xml><?xml version="1.0" encoding="utf-8"?>
